--- a/IT351_Project-Phase 1 (2).docx
+++ b/IT351_Project-Phase 1 (2).docx
@@ -1,6 +1,6 @@
 
 <file path=word/document.xml><?xml version="1.0" encoding="utf-8"?>
-<w:document xmlns:wpc="http://schemas.microsoft.com/office/word/2010/wordprocessingCanvas" xmlns:cx="http://schemas.microsoft.com/office/drawing/2014/chartex" xmlns:cx1="http://schemas.microsoft.com/office/drawing/2015/9/8/chartex" xmlns:cx2="http://schemas.microsoft.com/office/drawing/2015/10/21/chartex" xmlns:cx3="http://schemas.microsoft.com/office/drawing/2016/5/9/chartex" xmlns:cx4="http://schemas.microsoft.com/office/drawing/2016/5/10/chartex" xmlns:cx5="http://schemas.microsoft.com/office/drawing/2016/5/11/chartex" xmlns:cx6="http://schemas.microsoft.com/office/drawing/2016/5/12/chartex" xmlns:cx7="http://schemas.microsoft.com/office/drawing/2016/5/13/chartex" xmlns:cx8="http://schemas.microsoft.com/office/drawing/2016/5/14/chartex" xmlns:mc="http://schemas.openxmlformats.org/markup-compatibility/2006" xmlns:aink="http://schemas.microsoft.com/office/drawing/2016/ink" xmlns:am3d="http://schemas.microsoft.com/office/drawing/2017/model3d" xmlns:o="urn:schemas-microsoft-com:office:office" xmlns:oel="http://schemas.microsoft.com/office/2019/extlst" xmlns:r="http://schemas.openxmlformats.org/officeDocument/2006/relationships" xmlns:m="http://schemas.openxmlformats.org/officeDocument/2006/math" xmlns:v="urn:schemas-microsoft-com:vml" xmlns:wp14="http://schemas.microsoft.com/office/word/2010/wordprocessingDrawing" xmlns:wp="http://schemas.openxmlformats.org/drawingml/2006/wordprocessingDrawing" xmlns:w10="urn:schemas-microsoft-com:office:word" xmlns:w="http://schemas.openxmlformats.org/wordprocessingml/2006/main" xmlns:w14="http://schemas.microsoft.com/office/word/2010/wordml" xmlns:w15="http://schemas.microsoft.com/office/word/2012/wordml" xmlns:w16cex="http://schemas.microsoft.com/office/word/2018/wordml/cex" xmlns:w16cid="http://schemas.microsoft.com/office/word/2016/wordml/cid" xmlns:w16="http://schemas.microsoft.com/office/word/2018/wordml" xmlns:w16du="http://schemas.microsoft.com/office/word/2023/wordml/word16du" xmlns:w16sdtdh="http://schemas.microsoft.com/office/word/2020/wordml/sdtdatahash" xmlns:w16se="http://schemas.microsoft.com/office/word/2015/wordml/symex" xmlns:wpg="http://schemas.microsoft.com/office/word/2010/wordprocessingGroup" xmlns:wpi="http://schemas.microsoft.com/office/word/2010/wordprocessingInk" xmlns:wne="http://schemas.microsoft.com/office/word/2006/wordml" xmlns:wps="http://schemas.microsoft.com/office/word/2010/wordprocessingShape" mc:Ignorable="w14 w15 w16se w16cid w16 w16cex w16sdtdh w16du wp14">
+<w:document xmlns:wpc="http://schemas.microsoft.com/office/word/2010/wordprocessingCanvas" xmlns:cx="http://schemas.microsoft.com/office/drawing/2014/chartex" xmlns:cx1="http://schemas.microsoft.com/office/drawing/2015/9/8/chartex" xmlns:cx2="http://schemas.microsoft.com/office/drawing/2015/10/21/chartex" xmlns:cx3="http://schemas.microsoft.com/office/drawing/2016/5/9/chartex" xmlns:cx4="http://schemas.microsoft.com/office/drawing/2016/5/10/chartex" xmlns:cx5="http://schemas.microsoft.com/office/drawing/2016/5/11/chartex" xmlns:cx6="http://schemas.microsoft.com/office/drawing/2016/5/12/chartex" xmlns:cx7="http://schemas.microsoft.com/office/drawing/2016/5/13/chartex" xmlns:cx8="http://schemas.microsoft.com/office/drawing/2016/5/14/chartex" xmlns:mc="http://schemas.openxmlformats.org/markup-compatibility/2006" xmlns:aink="http://schemas.microsoft.com/office/drawing/2016/ink" xmlns:am3d="http://schemas.microsoft.com/office/drawing/2017/model3d" xmlns:o="urn:schemas-microsoft-com:office:office" xmlns:oel="http://schemas.microsoft.com/office/2019/extlst" xmlns:r="http://schemas.openxmlformats.org/officeDocument/2006/relationships" xmlns:m="http://schemas.openxmlformats.org/officeDocument/2006/math" xmlns:v="urn:schemas-microsoft-com:vml" xmlns:wp14="http://schemas.microsoft.com/office/word/2010/wordprocessingDrawing" xmlns:wp="http://schemas.openxmlformats.org/drawingml/2006/wordprocessingDrawing" xmlns:w10="urn:schemas-microsoft-com:office:word" xmlns:w="http://schemas.openxmlformats.org/wordprocessingml/2006/main" xmlns:w14="http://schemas.microsoft.com/office/word/2010/wordml" xmlns:w15="http://schemas.microsoft.com/office/word/2012/wordml" xmlns:w16cex="http://schemas.microsoft.com/office/word/2018/wordml/cex" xmlns:w16cid="http://schemas.microsoft.com/office/word/2016/wordml/cid" xmlns:w16="http://schemas.microsoft.com/office/word/2018/wordml" xmlns:w16du="http://schemas.microsoft.com/office/word/2023/wordml/word16du" xmlns:w16sdtdh="http://schemas.microsoft.com/office/word/2020/wordml/sdtdatahash" xmlns:w16sdtfl="http://schemas.microsoft.com/office/word/2024/wordml/sdtformatlock" xmlns:w16se="http://schemas.microsoft.com/office/word/2015/wordml/symex" xmlns:wpg="http://schemas.microsoft.com/office/word/2010/wordprocessingGroup" xmlns:wpi="http://schemas.microsoft.com/office/word/2010/wordprocessingInk" xmlns:wne="http://schemas.microsoft.com/office/word/2006/wordml" xmlns:wps="http://schemas.microsoft.com/office/word/2010/wordprocessingShape" mc:Ignorable="w14 w15 w16se w16cid w16 w16cex w16sdtdh w16sdtfl w16du wp14">
   <w:body>
     <w:p>
       <w:pPr>
@@ -454,7 +454,7 @@
               </wp:anchor>
             </w:drawing>
           </mc:Choice>
-          <mc:Fallback xmlns:w16sdtfl="http://schemas.microsoft.com/office/word/2024/wordml/sdtformatlock">
+          <mc:Fallback>
             <w:pict>
               <v:shapetype w14:anchorId="31BDEDF3" id="_x0000_t202" coordsize="21600,21600" o:spt="202" path="m,l,21600r21600,l21600,xe">
                 <v:stroke joinstyle="miter"/>
@@ -1019,7 +1019,7 @@
               </wp:anchor>
             </w:drawing>
           </mc:Choice>
-          <mc:Fallback xmlns:w16sdtfl="http://schemas.microsoft.com/office/word/2024/wordml/sdtformatlock">
+          <mc:Fallback>
             <w:pict>
               <v:shape w14:anchorId="6466823C" id="Text Box 2" o:spid="_x0000_s1027" type="#_x0000_t202" style="position:absolute;margin-left:40.3pt;margin-top:4.65pt;width:545.45pt;height:87.85pt;z-index:251679744;visibility:visible;mso-wrap-style:square;mso-width-percent:0;mso-height-percent:0;mso-wrap-distance-left:9pt;mso-wrap-distance-top:7.2pt;mso-wrap-distance-right:9pt;mso-wrap-distance-bottom:7.2pt;mso-position-horizontal:absolute;mso-position-horizontal-relative:page;mso-position-vertical:absolute;mso-position-vertical-relative:text;mso-width-percent:0;mso-height-percent:0;mso-width-relative:margin;mso-height-relative:margin;v-text-anchor:top" o:gfxdata="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" filled="f" stroked="f">
                 <v:textbox>
@@ -1767,7 +1767,7 @@
                   </wp:anchor>
                 </w:drawing>
               </mc:Choice>
-              <mc:Fallback xmlns:w16sdtfl="http://schemas.microsoft.com/office/word/2024/wordml/sdtformatlock">
+              <mc:Fallback>
                 <w:pict>
                   <v:group w14:anchorId="31857F9A" id="Group 198" o:spid="_x0000_s1028" style="position:absolute;left:0;text-align:left;margin-left:-102pt;margin-top:353.05pt;width:518.25pt;height:318.6pt;z-index:251677696;mso-wrap-distance-left:14.4pt;mso-wrap-distance-top:3.6pt;mso-wrap-distance-right:14.4pt;mso-wrap-distance-bottom:3.6pt;mso-position-horizontal-relative:margin;mso-position-vertical-relative:margin;mso-width-relative:margin;mso-height-relative:margin" coordorigin=",228" coordsize="35784,22576" o:gfxdata="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">
                     <v:rect id="Rectangle 199" o:spid="_x0000_s1029" style="position:absolute;top:228;width:35674;height:2448;visibility:visible;mso-wrap-style:square;v-text-anchor:middle" o:gfxdata="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" fillcolor="#ef4623 [3204]" stroked="f" strokeweight="2pt">
@@ -2338,9 +2338,9 @@
                                   <w:tblLook w:val="04A0" w:firstRow="1" w:lastRow="0" w:firstColumn="1" w:lastColumn="0" w:noHBand="0" w:noVBand="1"/>
                                 </w:tblPr>
                                 <w:tblGrid>
-                                  <w:gridCol w:w="3596"/>
-                                  <w:gridCol w:w="3597"/>
-                                  <w:gridCol w:w="3597"/>
+                                  <w:gridCol w:w="3601"/>
+                                  <w:gridCol w:w="3602"/>
+                                  <w:gridCol w:w="3602"/>
                                 </w:tblGrid>
                                 <w:tr>
                                   <w:trPr>
@@ -2408,6 +2408,16 @@
                                         </w:rPr>
                                         <w:t xml:space="preserve"> </w:t>
                                       </w:r>
+                                      <w:r>
+                                        <w:rPr>
+                                          <w:b/>
+                                          <w:bCs/>
+                                          <w:sz w:val="28"/>
+                                          <w:szCs w:val="28"/>
+                                          <w:lang w:val="de-CH"/>
+                                        </w:rPr>
+                                        <w:t>Fahad alsalmi</w:t>
+                                      </w:r>
                                     </w:p>
                                     <w:p>
                                       <w:pPr>
@@ -2428,6 +2438,26 @@
                                         </w:rPr>
                                         <w:t xml:space="preserve">Name: </w:t>
                                       </w:r>
+                                      <w:r>
+                                        <w:rPr>
+                                          <w:b/>
+                                          <w:bCs/>
+                                          <w:sz w:val="28"/>
+                                          <w:szCs w:val="28"/>
+                                        </w:rPr>
+                                        <w:t xml:space="preserve">Saad </w:t>
+                                      </w:r>
+                                      <w:proofErr w:type="spellStart"/>
+                                      <w:r>
+                                        <w:rPr>
+                                          <w:b/>
+                                          <w:bCs/>
+                                          <w:sz w:val="28"/>
+                                          <w:szCs w:val="28"/>
+                                        </w:rPr>
+                                        <w:t>Alnuwaibet</w:t>
+                                      </w:r>
+                                      <w:proofErr w:type="spellEnd"/>
                                     </w:p>
                                     <w:p>
                                       <w:pPr>
@@ -2494,6 +2524,7 @@
                                           <w:szCs w:val="28"/>
                                         </w:rPr>
                                       </w:pPr>
+                                      <w:proofErr w:type="gramStart"/>
                                       <w:r>
                                         <w:rPr>
                                           <w:b/>
@@ -2502,6 +2533,25 @@
                                           <w:szCs w:val="28"/>
                                         </w:rPr>
                                         <w:t>ID:</w:t>
+                                      </w:r>
+                                      <w:r>
+                                        <w:rPr>
+                                          <w:b/>
+                                          <w:bCs/>
+                                          <w:sz w:val="28"/>
+                                          <w:szCs w:val="28"/>
+                                        </w:rPr>
+                                        <w:t>S</w:t>
+                                      </w:r>
+                                      <w:proofErr w:type="gramEnd"/>
+                                      <w:r>
+                                        <w:rPr>
+                                          <w:b/>
+                                          <w:bCs/>
+                                          <w:sz w:val="28"/>
+                                          <w:szCs w:val="28"/>
+                                        </w:rPr>
+                                        <w:t>240032977</w:t>
                                       </w:r>
                                     </w:p>
                                     <w:p>
@@ -2525,6 +2575,9 @@
                                       </w:r>
                                       <w:r>
                                         <w:t xml:space="preserve"> </w:t>
+                                      </w:r>
+                                      <w:r>
+                                        <w:t>S230024354</w:t>
                                       </w:r>
                                     </w:p>
                                     <w:p>
@@ -2614,11 +2667,7 @@
               </mc:Choice>
               <mc:Fallback>
                 <w:pict>
-                  <v:shapetype w14:anchorId="7CBAAF0B" id="_x0000_t202" coordsize="21600,21600" o:spt="202" path="m,l,21600r21600,l21600,xe">
-                    <v:stroke joinstyle="miter"/>
-                    <v:path gradientshapeok="t" o:connecttype="rect"/>
-                  </v:shapetype>
-                  <v:shape id="Text Box 15" o:spid="_x0000_s1031" type="#_x0000_t202" alt="contact info" style="position:absolute;left:0;text-align:left;margin-left:36.25pt;margin-top:253.85pt;width:540pt;height:92.7pt;z-index:251675648;visibility:visible;mso-wrap-style:square;mso-width-percent:1282;mso-height-percent:0;mso-wrap-distance-left:9pt;mso-wrap-distance-top:0;mso-wrap-distance-right:9pt;mso-wrap-distance-bottom:0;mso-position-horizontal:absolute;mso-position-horizontal-relative:page;mso-position-vertical:absolute;mso-position-vertical-relative:margin;mso-width-percent:1282;mso-height-percent:0;mso-width-relative:margin;mso-height-relative:margin;v-text-anchor:bottom" o:gfxdata="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" o:allowoverlap="f" filled="f" stroked="f" strokeweight=".5pt">
+                  <v:shape w14:anchorId="7CBAAF0B" id="Text Box 15" o:spid="_x0000_s1031" type="#_x0000_t202" alt="contact info" style="position:absolute;left:0;text-align:left;margin-left:36.25pt;margin-top:253.85pt;width:540pt;height:92.7pt;z-index:251675648;visibility:visible;mso-wrap-style:square;mso-width-percent:1282;mso-height-percent:0;mso-wrap-distance-left:9pt;mso-wrap-distance-top:0;mso-wrap-distance-right:9pt;mso-wrap-distance-bottom:0;mso-position-horizontal:absolute;mso-position-horizontal-relative:page;mso-position-vertical:absolute;mso-position-vertical-relative:margin;mso-width-percent:1282;mso-height-percent:0;mso-width-relative:margin;mso-height-relative:margin;v-text-anchor:bottom" o:gfxdata="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" o:allowoverlap="f" filled="f" stroked="f" strokeweight=".5pt">
                     <v:textbox inset="0,0,0,0">
                       <w:txbxContent>
                         <w:p>
@@ -2654,9 +2703,9 @@
                             <w:tblLook w:val="04A0" w:firstRow="1" w:lastRow="0" w:firstColumn="1" w:lastColumn="0" w:noHBand="0" w:noVBand="1"/>
                           </w:tblPr>
                           <w:tblGrid>
-                            <w:gridCol w:w="3596"/>
-                            <w:gridCol w:w="3597"/>
-                            <w:gridCol w:w="3597"/>
+                            <w:gridCol w:w="3601"/>
+                            <w:gridCol w:w="3602"/>
+                            <w:gridCol w:w="3602"/>
                           </w:tblGrid>
                           <w:tr>
                             <w:trPr>
@@ -2724,6 +2773,16 @@
                                   </w:rPr>
                                   <w:t xml:space="preserve"> </w:t>
                                 </w:r>
+                                <w:r>
+                                  <w:rPr>
+                                    <w:b/>
+                                    <w:bCs/>
+                                    <w:sz w:val="28"/>
+                                    <w:szCs w:val="28"/>
+                                    <w:lang w:val="de-CH"/>
+                                  </w:rPr>
+                                  <w:t>Fahad alsalmi</w:t>
+                                </w:r>
                               </w:p>
                               <w:p>
                                 <w:pPr>
@@ -2744,6 +2803,26 @@
                                   </w:rPr>
                                   <w:t xml:space="preserve">Name: </w:t>
                                 </w:r>
+                                <w:r>
+                                  <w:rPr>
+                                    <w:b/>
+                                    <w:bCs/>
+                                    <w:sz w:val="28"/>
+                                    <w:szCs w:val="28"/>
+                                  </w:rPr>
+                                  <w:t xml:space="preserve">Saad </w:t>
+                                </w:r>
+                                <w:proofErr w:type="spellStart"/>
+                                <w:r>
+                                  <w:rPr>
+                                    <w:b/>
+                                    <w:bCs/>
+                                    <w:sz w:val="28"/>
+                                    <w:szCs w:val="28"/>
+                                  </w:rPr>
+                                  <w:t>Alnuwaibet</w:t>
+                                </w:r>
+                                <w:proofErr w:type="spellEnd"/>
                               </w:p>
                               <w:p>
                                 <w:pPr>
@@ -2810,6 +2889,7 @@
                                     <w:szCs w:val="28"/>
                                   </w:rPr>
                                 </w:pPr>
+                                <w:proofErr w:type="gramStart"/>
                                 <w:r>
                                   <w:rPr>
                                     <w:b/>
@@ -2818,6 +2898,25 @@
                                     <w:szCs w:val="28"/>
                                   </w:rPr>
                                   <w:t>ID:</w:t>
+                                </w:r>
+                                <w:r>
+                                  <w:rPr>
+                                    <w:b/>
+                                    <w:bCs/>
+                                    <w:sz w:val="28"/>
+                                    <w:szCs w:val="28"/>
+                                  </w:rPr>
+                                  <w:t>S</w:t>
+                                </w:r>
+                                <w:proofErr w:type="gramEnd"/>
+                                <w:r>
+                                  <w:rPr>
+                                    <w:b/>
+                                    <w:bCs/>
+                                    <w:sz w:val="28"/>
+                                    <w:szCs w:val="28"/>
+                                  </w:rPr>
+                                  <w:t>240032977</w:t>
                                 </w:r>
                               </w:p>
                               <w:p>
@@ -2841,6 +2940,9 @@
                                 </w:r>
                                 <w:r>
                                   <w:t xml:space="preserve"> </w:t>
+                                </w:r>
+                                <w:r>
+                                  <w:t>S230024354</w:t>
                                 </w:r>
                               </w:p>
                               <w:p>
@@ -3530,7 +3632,7 @@
               </wp:anchor>
             </w:drawing>
           </mc:Choice>
-          <mc:Fallback xmlns:w16sdtfl="http://schemas.microsoft.com/office/word/2024/wordml/sdtformatlock">
+          <mc:Fallback>
             <w:pict>
               <v:shape w14:anchorId="6021EF1F" id="Text Box 5" o:spid="_x0000_s1032" type="#_x0000_t202" alt="Sidebar" style="position:absolute;margin-left:36.2pt;margin-top:-14.75pt;width:104.75pt;height:674.6pt;z-index:251683840;visibility:visible;mso-wrap-style:square;mso-width-percent:250;mso-height-percent:0;mso-wrap-distance-left:14.4pt;mso-wrap-distance-top:0;mso-wrap-distance-right:14.4pt;mso-wrap-distance-bottom:3in;mso-position-horizontal:absolute;mso-position-horizontal-relative:page;mso-position-vertical:absolute;mso-position-vertical-relative:margin;mso-width-percent:250;mso-height-percent:0;mso-width-relative:margin;mso-height-relative:margin;v-text-anchor:top" o:gfxdata="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" filled="f" stroked="f" strokeweight=".5pt">
                 <v:textbox inset="3.6pt,0,3.6pt,0">
@@ -3699,7 +3801,7 @@
               </wp:anchor>
             </w:drawing>
           </mc:Choice>
-          <mc:Fallback xmlns:w16sdtfl="http://schemas.microsoft.com/office/word/2024/wordml/sdtformatlock">
+          <mc:Fallback>
             <w:pict>
               <v:shape w14:anchorId="1CDBE634" id="_x0000_s1033" type="#_x0000_t202" alt="Sidebar" style="position:absolute;margin-left:0;margin-top:0;width:105.3pt;height:598.45pt;z-index:251681792;visibility:visible;mso-wrap-style:square;mso-width-percent:250;mso-height-percent:950;mso-left-percent:59;mso-wrap-distance-left:14.4pt;mso-wrap-distance-top:0;mso-wrap-distance-right:14.4pt;mso-wrap-distance-bottom:3in;mso-position-horizontal-relative:page;mso-position-vertical:top;mso-position-vertical-relative:margin;mso-width-percent:250;mso-height-percent:950;mso-left-percent:59;mso-width-relative:margin;mso-height-relative:margin;v-text-anchor:top" o:gfxdata="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" filled="f" stroked="f" strokeweight=".5pt">
                 <v:textbox inset="3.6pt,0,3.6pt,0">
@@ -3766,7 +3868,47 @@
           <w:sz w:val="24"/>
           <w:szCs w:val="24"/>
         </w:rPr>
-        <w:t xml:space="preserve">A university operates two campuses: a Main Campus and a Branch Campus. Each campus network is treated as a separate WAN site. Your task is to design and configure, in Cisco Packet Tracer, a network that successfully transmits data packets from a device in any LAN of WAN 1 (Main Campus) to a device in any LAN of WAN 2 (Branch Campus). Each WAN contains 2 LANs, and each LAN has 3 end devices. </w:t>
+        <w:t xml:space="preserve">A university operates two campuses: a Main Campus and a Branch Campus. Each campus network is treated as a separate WAN site. Your task is to design and configure, in Cisco Packet Tracer, a network that successfully transmits data packets from a device in any LAN </w:t>
+      </w:r>
+      <w:proofErr w:type="spellStart"/>
+      <w:r>
+        <w:rPr>
+          <w:rFonts w:ascii="Times New Roman" w:eastAsia="Times New Roman" w:hAnsi="Times New Roman" w:cs="Times New Roman"/>
+          <w:color w:val="auto"/>
+          <w:sz w:val="24"/>
+          <w:szCs w:val="24"/>
+        </w:rPr>
+        <w:t>of</w:t>
+      </w:r>
+      <w:proofErr w:type="spellEnd"/>
+      <w:r>
+        <w:rPr>
+          <w:rFonts w:ascii="Times New Roman" w:eastAsia="Times New Roman" w:hAnsi="Times New Roman" w:cs="Times New Roman"/>
+          <w:color w:val="auto"/>
+          <w:sz w:val="24"/>
+          <w:szCs w:val="24"/>
+        </w:rPr>
+        <w:t xml:space="preserve"> WAN 1 (Main Campus) to a device in any LAN </w:t>
+      </w:r>
+      <w:proofErr w:type="spellStart"/>
+      <w:r>
+        <w:rPr>
+          <w:rFonts w:ascii="Times New Roman" w:eastAsia="Times New Roman" w:hAnsi="Times New Roman" w:cs="Times New Roman"/>
+          <w:color w:val="auto"/>
+          <w:sz w:val="24"/>
+          <w:szCs w:val="24"/>
+        </w:rPr>
+        <w:t>of</w:t>
+      </w:r>
+      <w:proofErr w:type="spellEnd"/>
+      <w:r>
+        <w:rPr>
+          <w:rFonts w:ascii="Times New Roman" w:eastAsia="Times New Roman" w:hAnsi="Times New Roman" w:cs="Times New Roman"/>
+          <w:color w:val="auto"/>
+          <w:sz w:val="24"/>
+          <w:szCs w:val="24"/>
+        </w:rPr>
+        <w:t xml:space="preserve"> WAN 2 (Branch Campus). Each WAN contains 2 LANs, and each LAN has 3 end devices. </w:t>
       </w:r>
     </w:p>
     <w:p>
@@ -3912,7 +4054,27 @@
           <w:sz w:val="24"/>
           <w:szCs w:val="24"/>
         </w:rPr>
-        <w:t>Assign private IP addresses to the devices in each LAN (e.g., use 172.16.10.0/24 for LAN 1 and 172.16.20.0/24 for LAN 2).</w:t>
+        <w:t>Assign private IP addresses to the devices in each LAN (e.g., use 172.16.</w:t>
+      </w:r>
+      <w:proofErr w:type="gramStart"/>
+      <w:r>
+        <w:rPr>
+          <w:rFonts w:ascii="Times New Roman" w:eastAsia="Times New Roman" w:hAnsi="Times New Roman" w:cs="Times New Roman"/>
+          <w:color w:val="auto"/>
+          <w:sz w:val="24"/>
+          <w:szCs w:val="24"/>
+        </w:rPr>
+        <w:t>10.0</w:t>
+      </w:r>
+      <w:proofErr w:type="gramEnd"/>
+      <w:r>
+        <w:rPr>
+          <w:rFonts w:ascii="Times New Roman" w:eastAsia="Times New Roman" w:hAnsi="Times New Roman" w:cs="Times New Roman"/>
+          <w:color w:val="auto"/>
+          <w:sz w:val="24"/>
+          <w:szCs w:val="24"/>
+        </w:rPr>
+        <w:t>/24 for LAN 1 and 172.16.20.0/24 for LAN 2).</w:t>
       </w:r>
     </w:p>
     <w:p>
@@ -4893,7 +5055,7 @@
               </wp:anchor>
             </w:drawing>
           </mc:Choice>
-          <mc:Fallback xmlns:w16sdtfl="http://schemas.microsoft.com/office/word/2024/wordml/sdtformatlock">
+          <mc:Fallback>
             <w:pict>
               <v:shapetype w14:anchorId="0CCE6292" id="_x0000_t185" coordsize="21600,21600" o:spt="185" adj="3600" path="m@0,nfqx0@0l0@2qy@0,21600em@1,nfqx21600@0l21600@2qy@1,21600em@0,nsqx0@0l0@2qy@0,21600l@1,21600qx21600@2l21600@0qy@1,xe" filled="f">
                 <v:formulas>
@@ -4985,7 +5147,25 @@
           <w:sz w:val="24"/>
           <w:szCs w:val="24"/>
         </w:rPr>
-        <w:t>Students are required to submit a short mid progress report, which must include the following:</w:t>
+        <w:t xml:space="preserve">Students are required to submit a short </w:t>
+      </w:r>
+      <w:proofErr w:type="gramStart"/>
+      <w:r>
+        <w:rPr>
+          <w:rFonts w:ascii="Times New Roman" w:hAnsi="Times New Roman" w:cs="Times New Roman"/>
+          <w:sz w:val="24"/>
+          <w:szCs w:val="24"/>
+        </w:rPr>
+        <w:t>mid progress</w:t>
+      </w:r>
+      <w:proofErr w:type="gramEnd"/>
+      <w:r>
+        <w:rPr>
+          <w:rFonts w:ascii="Times New Roman" w:hAnsi="Times New Roman" w:cs="Times New Roman"/>
+          <w:sz w:val="24"/>
+          <w:szCs w:val="24"/>
+        </w:rPr>
+        <w:t xml:space="preserve"> report, which must include the following:</w:t>
       </w:r>
     </w:p>
     <w:p>
@@ -5145,7 +5325,25 @@
           <w:sz w:val="24"/>
           <w:szCs w:val="24"/>
         </w:rPr>
-        <w:t>Describe one genuine problem faced so far (technical or organizational) and its current status (resolved / in progress).</w:t>
+        <w:t xml:space="preserve">Describe one genuine problem faced so far (technical or organizational) and its </w:t>
+      </w:r>
+      <w:proofErr w:type="gramStart"/>
+      <w:r>
+        <w:rPr>
+          <w:rFonts w:ascii="Times New Roman" w:hAnsi="Times New Roman" w:cs="Times New Roman"/>
+          <w:sz w:val="24"/>
+          <w:szCs w:val="24"/>
+        </w:rPr>
+        <w:t>current status</w:t>
+      </w:r>
+      <w:proofErr w:type="gramEnd"/>
+      <w:r>
+        <w:rPr>
+          <w:rFonts w:ascii="Times New Roman" w:hAnsi="Times New Roman" w:cs="Times New Roman"/>
+          <w:sz w:val="24"/>
+          <w:szCs w:val="24"/>
+        </w:rPr>
+        <w:t xml:space="preserve"> (resolved / in progress).</w:t>
       </w:r>
     </w:p>
     <w:p>
@@ -5479,7 +5677,25 @@
           <w:sz w:val="24"/>
           <w:szCs w:val="24"/>
         </w:rPr>
-        <w:t>Students must not write their report elsewhere and paste the final version in at the last minute. They also must not make a single commit containing the entire project. Both are treated as red flags regardless of the quality of the final work.</w:t>
+        <w:t xml:space="preserve">Students must not write their report elsewhere and paste the final </w:t>
+      </w:r>
+      <w:proofErr w:type="gramStart"/>
+      <w:r>
+        <w:rPr>
+          <w:rFonts w:ascii="Times New Roman" w:hAnsi="Times New Roman" w:cs="Times New Roman"/>
+          <w:sz w:val="24"/>
+          <w:szCs w:val="24"/>
+        </w:rPr>
+        <w:t>version in</w:t>
+      </w:r>
+      <w:proofErr w:type="gramEnd"/>
+      <w:r>
+        <w:rPr>
+          <w:rFonts w:ascii="Times New Roman" w:hAnsi="Times New Roman" w:cs="Times New Roman"/>
+          <w:sz w:val="24"/>
+          <w:szCs w:val="24"/>
+        </w:rPr>
+        <w:t xml:space="preserve"> at the last minute. They also must not make a single commit containing the entire project. Both are treated as red flags regardless of the quality of the final work.</w:t>
       </w:r>
     </w:p>
     <w:p>
@@ -5902,7 +6118,7 @@
               </wp:anchor>
             </w:drawing>
           </mc:Choice>
-          <mc:Fallback xmlns:w16sdtfl="http://schemas.microsoft.com/office/word/2024/wordml/sdtformatlock">
+          <mc:Fallback>
             <w:pict>
               <v:shape w14:anchorId="5A1A520A" id="_x0000_s1035" type="#_x0000_t185" style="position:absolute;margin-left:346.2pt;margin-top:109.85pt;width:68.85pt;height:24.15pt;z-index:251687936;visibility:visible;mso-wrap-style:square;mso-width-percent:0;mso-height-percent:0;mso-wrap-distance-left:9pt;mso-wrap-distance-top:0;mso-wrap-distance-right:9pt;mso-wrap-distance-bottom:0;mso-position-horizontal:absolute;mso-position-horizontal-relative:margin;mso-position-vertical:absolute;mso-position-vertical-relative:page;mso-width-percent:0;mso-height-percent:0;mso-width-relative:margin;mso-height-relative:margin;v-text-anchor:middle" o:gfxdata="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" strokecolor="black [3200]" strokeweight="2pt">
                 <v:shadow on="t" color="black" opacity="24903f" origin=",.5" offset="0,.55556mm"/>
@@ -5976,7 +6192,25 @@
           <w:sz w:val="24"/>
           <w:szCs w:val="24"/>
         </w:rPr>
-        <w:t>Students are required to submit a short mid progress report, which must include the following:</w:t>
+        <w:t xml:space="preserve">Students are required to submit a short </w:t>
+      </w:r>
+      <w:proofErr w:type="gramStart"/>
+      <w:r>
+        <w:rPr>
+          <w:rFonts w:ascii="Times New Roman" w:hAnsi="Times New Roman" w:cs="Times New Roman"/>
+          <w:sz w:val="24"/>
+          <w:szCs w:val="24"/>
+        </w:rPr>
+        <w:t>mid progress</w:t>
+      </w:r>
+      <w:proofErr w:type="gramEnd"/>
+      <w:r>
+        <w:rPr>
+          <w:rFonts w:ascii="Times New Roman" w:hAnsi="Times New Roman" w:cs="Times New Roman"/>
+          <w:sz w:val="24"/>
+          <w:szCs w:val="24"/>
+        </w:rPr>
+        <w:t xml:space="preserve"> report, which must include the following:</w:t>
       </w:r>
     </w:p>
     <w:p>
@@ -6119,7 +6353,25 @@
           <w:sz w:val="24"/>
           <w:szCs w:val="24"/>
         </w:rPr>
-        <w:t>Describe one genuine problem faced so far (technical or organizational) and its current status (resolved / in progress).</w:t>
+        <w:t xml:space="preserve">Describe one genuine problem faced so far (technical or organizational) and its </w:t>
+      </w:r>
+      <w:proofErr w:type="gramStart"/>
+      <w:r>
+        <w:rPr>
+          <w:rFonts w:ascii="Times New Roman" w:hAnsi="Times New Roman" w:cs="Times New Roman"/>
+          <w:sz w:val="24"/>
+          <w:szCs w:val="24"/>
+        </w:rPr>
+        <w:t>current status</w:t>
+      </w:r>
+      <w:proofErr w:type="gramEnd"/>
+      <w:r>
+        <w:rPr>
+          <w:rFonts w:ascii="Times New Roman" w:hAnsi="Times New Roman" w:cs="Times New Roman"/>
+          <w:sz w:val="24"/>
+          <w:szCs w:val="24"/>
+        </w:rPr>
+        <w:t xml:space="preserve"> (resolved / in progress).</w:t>
       </w:r>
     </w:p>
     <w:p>
@@ -6201,6 +6453,7 @@
       <w:r>
         <w:rPr>
           <w:rFonts w:ascii="Times New Roman" w:hAnsi="Times New Roman" w:cs="Times New Roman"/>
+          <w:noProof/>
           <w:sz w:val="24"/>
           <w:szCs w:val="24"/>
         </w:rPr>
@@ -6462,7 +6715,27 @@
           <w:szCs w:val="24"/>
           <w:lang w:val="en-GB" w:bidi="ar-EG"/>
         </w:rPr>
-        <w:t>Cisco Packet Tracer had been installed and it was at that time tested on the computer. The introduced the use of the Packet Tracer interface, selecting devices area and workspace and configuration windows for all project team members. That meant working with Basic Networking Devices, such as Routers, Switches and PCs. Others were the Copper Straight-Through, Copper Cross-Over and Serial DCE/DTE cables. The team also investigated on how to configure IP addresses, subnet masks and default gateways on end-devices.</w:t>
+        <w:t xml:space="preserve">Cisco Packet Tracer had been </w:t>
+      </w:r>
+      <w:proofErr w:type="gramStart"/>
+      <w:r>
+        <w:rPr>
+          <w:rFonts w:ascii="Times New Roman" w:eastAsia="Times New Roman" w:hAnsi="Times New Roman" w:cs="Times New Roman"/>
+          <w:sz w:val="24"/>
+          <w:szCs w:val="24"/>
+          <w:lang w:val="en-GB" w:bidi="ar-EG"/>
+        </w:rPr>
+        <w:t>installed</w:t>
+      </w:r>
+      <w:proofErr w:type="gramEnd"/>
+      <w:r>
+        <w:rPr>
+          <w:rFonts w:ascii="Times New Roman" w:eastAsia="Times New Roman" w:hAnsi="Times New Roman" w:cs="Times New Roman"/>
+          <w:sz w:val="24"/>
+          <w:szCs w:val="24"/>
+          <w:lang w:val="en-GB" w:bidi="ar-EG"/>
+        </w:rPr>
+        <w:t xml:space="preserve"> and it was at that time tested on the computer. The introduced the use of the Packet Tracer interface, selecting devices area and workspace and configuration windows for all project team members. That meant working with Basic Networking Devices, such as Routers, Switches and PCs. Others were the Copper Straight-Through, Copper Cross-Over and Serial DCE/DTE cables. The team also investigated on how to configure IP addresses, subnet masks and default gateways on end-devices.</w:t>
       </w:r>
     </w:p>
     <w:p>
@@ -6502,25 +6775,7 @@
           <w:szCs w:val="24"/>
           <w:lang w:val="en-GB" w:bidi="ar-EG"/>
         </w:rPr>
-        <w:t xml:space="preserve">Cisco Packet Tracer is a simulation program developed by Cisco Systems that allows students to experiment with network </w:t>
-      </w:r>
-      <w:r>
-        <w:rPr>
-          <w:rFonts w:ascii="Times New Roman" w:eastAsia="Times New Roman" w:hAnsi="Times New Roman" w:cs="Times New Roman"/>
-          <w:sz w:val="24"/>
-          <w:szCs w:val="24"/>
-          <w:lang w:val="en-GB" w:bidi="ar-EG"/>
-        </w:rPr>
-        <w:t>behaviour</w:t>
-      </w:r>
-      <w:r>
-        <w:rPr>
-          <w:rFonts w:ascii="Times New Roman" w:eastAsia="Times New Roman" w:hAnsi="Times New Roman" w:cs="Times New Roman"/>
-          <w:sz w:val="24"/>
-          <w:szCs w:val="24"/>
-          <w:lang w:val="en-GB" w:bidi="ar-EG"/>
-        </w:rPr>
-        <w:t xml:space="preserve"> and test out networks using virtual hardware. Do the project by connecting two campus networks with some point to WAN connection and make sure that all LANs talk to each other. Packet tracer is used for this purpose.</w:t>
+        <w:t>Cisco Packet Tracer is a simulation program developed by Cisco Systems that allows students to experiment with network behaviour and test out networks using virtual hardware. Do the project by connecting two campus networks with some point to WAN connection and make sure that all LANs talk to each other. Packet tracer is used for this purpose.</w:t>
       </w:r>
     </w:p>
     <w:p>
@@ -6540,7 +6795,27 @@
           <w:lang w:val="en-GB" w:bidi="ar-EG"/>
         </w:rPr>
         <w:lastRenderedPageBreak/>
-        <w:t>NET — Benefits of Using Packet Tracer in Networking Development Offers working with routers, switches and end devices, which means enable you to configure IP addressing connect various devices using different cable type use Ping command on them verify network connectivity. It will allow you to identify configuration mistakes before bringing the network online. In addition, Packet Tracer is user-friendly, and time- &amp; cost-effective and also provides a safe environment for learning networking knowledge and troubleshooting configuration issues.</w:t>
+        <w:t xml:space="preserve">NET — Benefits of Using Packet Tracer in Networking Development Offers working with routers, switches and end devices, which means enable you to configure IP addressing connect various devices using different cable type use Ping command on them verify network connectivity. It will allow you to identify configuration mistakes before bringing the network online. In addition, Packet Tracer is user-friendly, and time- &amp; cost-effective </w:t>
+      </w:r>
+      <w:proofErr w:type="gramStart"/>
+      <w:r>
+        <w:rPr>
+          <w:rFonts w:ascii="Times New Roman" w:eastAsia="Times New Roman" w:hAnsi="Times New Roman" w:cs="Times New Roman"/>
+          <w:sz w:val="24"/>
+          <w:szCs w:val="24"/>
+          <w:lang w:val="en-GB" w:bidi="ar-EG"/>
+        </w:rPr>
+        <w:t>and also</w:t>
+      </w:r>
+      <w:proofErr w:type="gramEnd"/>
+      <w:r>
+        <w:rPr>
+          <w:rFonts w:ascii="Times New Roman" w:eastAsia="Times New Roman" w:hAnsi="Times New Roman" w:cs="Times New Roman"/>
+          <w:sz w:val="24"/>
+          <w:szCs w:val="24"/>
+          <w:lang w:val="en-GB" w:bidi="ar-EG"/>
+        </w:rPr>
+        <w:t xml:space="preserve"> provides a safe environment for learning networking knowledge and troubleshooting configuration issues.</w:t>
       </w:r>
     </w:p>
     <w:p>
@@ -6580,8 +6855,9 @@
           <w:szCs w:val="24"/>
           <w:lang w:val="en-GB" w:bidi="ar-EG"/>
         </w:rPr>
-        <w:t xml:space="preserve">Static Routing: Here it was </w:t>
-      </w:r>
+        <w:t xml:space="preserve">Static Routing: Here it was decided to interconnect </w:t>
+      </w:r>
+      <w:proofErr w:type="gramStart"/>
       <w:r>
         <w:rPr>
           <w:rFonts w:ascii="Times New Roman" w:eastAsia="Times New Roman" w:hAnsi="Times New Roman" w:cs="Times New Roman"/>
@@ -6589,8 +6865,9 @@
           <w:szCs w:val="24"/>
           <w:lang w:val="en-GB" w:bidi="ar-EG"/>
         </w:rPr>
-        <w:t>decided</w:t>
-      </w:r>
+        <w:t>both of them</w:t>
+      </w:r>
+      <w:proofErr w:type="gramEnd"/>
       <w:r>
         <w:rPr>
           <w:rFonts w:ascii="Times New Roman" w:eastAsia="Times New Roman" w:hAnsi="Times New Roman" w:cs="Times New Roman"/>
@@ -6598,25 +6875,7 @@
           <w:szCs w:val="24"/>
           <w:lang w:val="en-GB" w:bidi="ar-EG"/>
         </w:rPr>
-        <w:t xml:space="preserve"> to interconnect both of them campus networks using Static Router instead dynamic routing protocols. Static routing will help to solve the problem of what route will be used for sending traffic between two WAN sites, when only 2 routers and small size </w:t>
-      </w:r>
-      <w:r>
-        <w:rPr>
-          <w:rFonts w:ascii="Times New Roman" w:eastAsia="Times New Roman" w:hAnsi="Times New Roman" w:cs="Times New Roman"/>
-          <w:sz w:val="24"/>
-          <w:szCs w:val="24"/>
-          <w:lang w:val="en-GB" w:bidi="ar-EG"/>
-        </w:rPr>
-        <w:t>LAN We</w:t>
-      </w:r>
-      <w:r>
-        <w:rPr>
-          <w:rFonts w:ascii="Times New Roman" w:eastAsia="Times New Roman" w:hAnsi="Times New Roman" w:cs="Times New Roman"/>
-          <w:sz w:val="24"/>
-          <w:szCs w:val="24"/>
-          <w:lang w:val="en-GB" w:bidi="ar-EG"/>
-        </w:rPr>
-        <w:t xml:space="preserve"> need in compliance with your project!</w:t>
+        <w:t xml:space="preserve"> campus networks using Static Router instead dynamic routing protocols. Static routing will help to solve the problem of what route will be used for sending traffic between two WAN sites, when only 2 routers and small size LAN We need in compliance with your project!</w:t>
       </w:r>
     </w:p>
     <w:p>
@@ -6733,43 +6992,7 @@
           <w:lang w:val="en-GB" w:bidi="ar-EG"/>
         </w:rPr>
         <w:lastRenderedPageBreak/>
-        <w:t xml:space="preserve">In the second part of this </w:t>
-      </w:r>
-      <w:r>
-        <w:rPr>
-          <w:rFonts w:ascii="Times New Roman" w:eastAsia="Times New Roman" w:hAnsi="Times New Roman" w:cs="Times New Roman"/>
-          <w:sz w:val="24"/>
-          <w:szCs w:val="24"/>
-          <w:lang w:val="en-GB" w:bidi="ar-EG"/>
-        </w:rPr>
-        <w:t>project,</w:t>
-      </w:r>
-      <w:r>
-        <w:rPr>
-          <w:rFonts w:ascii="Times New Roman" w:eastAsia="Times New Roman" w:hAnsi="Times New Roman" w:cs="Times New Roman"/>
-          <w:sz w:val="24"/>
-          <w:szCs w:val="24"/>
-          <w:lang w:val="en-GB" w:bidi="ar-EG"/>
-        </w:rPr>
-        <w:t xml:space="preserve"> I will finalize network topology in Cisco Packet Tracer and add all routers, switches and end devices. Assign the necessary IP and default-gateway to each LAN also add the serial WAN link between both routers. You will then setup static routes that permit the traffic to travel from one campus all the way to the other. At </w:t>
-      </w:r>
-      <w:r>
-        <w:rPr>
-          <w:rFonts w:ascii="Times New Roman" w:eastAsia="Times New Roman" w:hAnsi="Times New Roman" w:cs="Times New Roman"/>
-          <w:sz w:val="24"/>
-          <w:szCs w:val="24"/>
-          <w:lang w:val="en-GB" w:bidi="ar-EG"/>
-        </w:rPr>
-        <w:t>last,</w:t>
-      </w:r>
-      <w:r>
-        <w:rPr>
-          <w:rFonts w:ascii="Times New Roman" w:eastAsia="Times New Roman" w:hAnsi="Times New Roman" w:cs="Times New Roman"/>
-          <w:sz w:val="24"/>
-          <w:szCs w:val="24"/>
-          <w:lang w:val="en-GB" w:bidi="ar-EG"/>
-        </w:rPr>
-        <w:t xml:space="preserve"> you will do ping test from device to devices then check Packet Tracer file as well project report one last hit and submit It.</w:t>
+        <w:t>In the second part of this project, I will finalize network topology in Cisco Packet Tracer and add all routers, switches and end devices. Assign the necessary IP and default-gateway to each LAN also add the serial WAN link between both routers. You will then setup static routes that permit the traffic to travel from one campus all the way to the other. At last, you will do ping test from device to devices then check Packet Tracer file as well project report one last hit and submit It.</w:t>
       </w:r>
     </w:p>
     <w:p>
@@ -7116,6 +7339,7 @@
           <w:rFonts w:ascii="Times New Roman" w:eastAsia="Times New Roman" w:hAnsi="Times New Roman" w:cs="Times New Roman"/>
           <w:b/>
           <w:bCs/>
+          <w:noProof/>
           <w:sz w:val="24"/>
           <w:szCs w:val="24"/>
           <w:lang w:val="en-GB" w:bidi="ar-EG"/>
@@ -7171,6 +7395,7 @@
       <w:r>
         <w:rPr>
           <w:rFonts w:ascii="Times New Roman" w:eastAsia="Times New Roman" w:hAnsi="Times New Roman" w:cs="Times New Roman"/>
+          <w:noProof/>
           <w:sz w:val="24"/>
           <w:szCs w:val="24"/>
           <w:lang w:val="en-GB" w:bidi="ar-EG"/>
@@ -7224,6 +7449,7 @@
       <w:r>
         <w:rPr>
           <w:rFonts w:ascii="Times New Roman" w:eastAsia="Times New Roman" w:hAnsi="Times New Roman" w:cs="Times New Roman"/>
+          <w:noProof/>
           <w:sz w:val="24"/>
           <w:szCs w:val="24"/>
           <w:lang w:val="en-GB" w:bidi="ar-EG"/>
@@ -7279,6 +7505,7 @@
       <w:r>
         <w:rPr>
           <w:rFonts w:ascii="Times New Roman" w:eastAsia="Times New Roman" w:hAnsi="Times New Roman" w:cs="Times New Roman"/>
+          <w:noProof/>
           <w:sz w:val="24"/>
           <w:szCs w:val="24"/>
           <w:lang w:val="en-GB" w:bidi="ar-EG"/>
@@ -7339,6 +7566,15 @@
           <w:lang w:val="en-GB" w:bidi="ar-EG"/>
         </w:rPr>
       </w:pPr>
+      <w:r>
+        <w:rPr>
+          <w:rFonts w:ascii="Times New Roman" w:eastAsia="Times New Roman" w:hAnsi="Times New Roman" w:cs="Times New Roman"/>
+          <w:sz w:val="24"/>
+          <w:szCs w:val="24"/>
+          <w:lang w:val="en-GB" w:bidi="ar-EG"/>
+        </w:rPr>
+        <w:t>https://github.com/fahadakramxd-svg/351-project-phase-1-.git</w:t>
+      </w:r>
     </w:p>
     <w:p>
       <w:pPr>
@@ -7366,7 +7602,7 @@
 </file>
 
 <file path=word/endnotes.xml><?xml version="1.0" encoding="utf-8"?>
-<w:endnotes xmlns:wpc="http://schemas.microsoft.com/office/word/2010/wordprocessingCanvas" xmlns:cx="http://schemas.microsoft.com/office/drawing/2014/chartex" xmlns:cx1="http://schemas.microsoft.com/office/drawing/2015/9/8/chartex" xmlns:cx2="http://schemas.microsoft.com/office/drawing/2015/10/21/chartex" xmlns:cx3="http://schemas.microsoft.com/office/drawing/2016/5/9/chartex" xmlns:cx4="http://schemas.microsoft.com/office/drawing/2016/5/10/chartex" xmlns:cx5="http://schemas.microsoft.com/office/drawing/2016/5/11/chartex" xmlns:cx6="http://schemas.microsoft.com/office/drawing/2016/5/12/chartex" xmlns:cx7="http://schemas.microsoft.com/office/drawing/2016/5/13/chartex" xmlns:cx8="http://schemas.microsoft.com/office/drawing/2016/5/14/chartex" xmlns:mc="http://schemas.openxmlformats.org/markup-compatibility/2006" xmlns:aink="http://schemas.microsoft.com/office/drawing/2016/ink" xmlns:am3d="http://schemas.microsoft.com/office/drawing/2017/model3d" xmlns:o="urn:schemas-microsoft-com:office:office" xmlns:oel="http://schemas.microsoft.com/office/2019/extlst" xmlns:r="http://schemas.openxmlformats.org/officeDocument/2006/relationships" xmlns:m="http://schemas.openxmlformats.org/officeDocument/2006/math" xmlns:v="urn:schemas-microsoft-com:vml" xmlns:wp14="http://schemas.microsoft.com/office/word/2010/wordprocessingDrawing" xmlns:wp="http://schemas.openxmlformats.org/drawingml/2006/wordprocessingDrawing" xmlns:w10="urn:schemas-microsoft-com:office:word" xmlns:w="http://schemas.openxmlformats.org/wordprocessingml/2006/main" xmlns:w14="http://schemas.microsoft.com/office/word/2010/wordml" xmlns:w15="http://schemas.microsoft.com/office/word/2012/wordml" xmlns:w16cex="http://schemas.microsoft.com/office/word/2018/wordml/cex" xmlns:w16cid="http://schemas.microsoft.com/office/word/2016/wordml/cid" xmlns:w16="http://schemas.microsoft.com/office/word/2018/wordml" xmlns:w16du="http://schemas.microsoft.com/office/word/2023/wordml/word16du" xmlns:w16sdtdh="http://schemas.microsoft.com/office/word/2020/wordml/sdtdatahash" xmlns:w16se="http://schemas.microsoft.com/office/word/2015/wordml/symex" xmlns:wpg="http://schemas.microsoft.com/office/word/2010/wordprocessingGroup" xmlns:wpi="http://schemas.microsoft.com/office/word/2010/wordprocessingInk" xmlns:wne="http://schemas.microsoft.com/office/word/2006/wordml" xmlns:wps="http://schemas.microsoft.com/office/word/2010/wordprocessingShape" mc:Ignorable="w14 w15 w16se w16cid w16 w16cex w16sdtdh w16du wp14">
+<w:endnotes xmlns:wpc="http://schemas.microsoft.com/office/word/2010/wordprocessingCanvas" xmlns:cx="http://schemas.microsoft.com/office/drawing/2014/chartex" xmlns:cx1="http://schemas.microsoft.com/office/drawing/2015/9/8/chartex" xmlns:cx2="http://schemas.microsoft.com/office/drawing/2015/10/21/chartex" xmlns:cx3="http://schemas.microsoft.com/office/drawing/2016/5/9/chartex" xmlns:cx4="http://schemas.microsoft.com/office/drawing/2016/5/10/chartex" xmlns:cx5="http://schemas.microsoft.com/office/drawing/2016/5/11/chartex" xmlns:cx6="http://schemas.microsoft.com/office/drawing/2016/5/12/chartex" xmlns:cx7="http://schemas.microsoft.com/office/drawing/2016/5/13/chartex" xmlns:cx8="http://schemas.microsoft.com/office/drawing/2016/5/14/chartex" xmlns:mc="http://schemas.openxmlformats.org/markup-compatibility/2006" xmlns:aink="http://schemas.microsoft.com/office/drawing/2016/ink" xmlns:am3d="http://schemas.microsoft.com/office/drawing/2017/model3d" xmlns:o="urn:schemas-microsoft-com:office:office" xmlns:oel="http://schemas.microsoft.com/office/2019/extlst" xmlns:r="http://schemas.openxmlformats.org/officeDocument/2006/relationships" xmlns:m="http://schemas.openxmlformats.org/officeDocument/2006/math" xmlns:v="urn:schemas-microsoft-com:vml" xmlns:wp14="http://schemas.microsoft.com/office/word/2010/wordprocessingDrawing" xmlns:wp="http://schemas.openxmlformats.org/drawingml/2006/wordprocessingDrawing" xmlns:w10="urn:schemas-microsoft-com:office:word" xmlns:w="http://schemas.openxmlformats.org/wordprocessingml/2006/main" xmlns:w14="http://schemas.microsoft.com/office/word/2010/wordml" xmlns:w15="http://schemas.microsoft.com/office/word/2012/wordml" xmlns:w16cex="http://schemas.microsoft.com/office/word/2018/wordml/cex" xmlns:w16cid="http://schemas.microsoft.com/office/word/2016/wordml/cid" xmlns:w16="http://schemas.microsoft.com/office/word/2018/wordml" xmlns:w16du="http://schemas.microsoft.com/office/word/2023/wordml/word16du" xmlns:w16sdtdh="http://schemas.microsoft.com/office/word/2020/wordml/sdtdatahash" xmlns:w16sdtfl="http://schemas.microsoft.com/office/word/2024/wordml/sdtformatlock" xmlns:w16se="http://schemas.microsoft.com/office/word/2015/wordml/symex" xmlns:wpg="http://schemas.microsoft.com/office/word/2010/wordprocessingGroup" xmlns:wpi="http://schemas.microsoft.com/office/word/2010/wordprocessingInk" xmlns:wne="http://schemas.microsoft.com/office/word/2006/wordml" xmlns:wps="http://schemas.microsoft.com/office/word/2010/wordprocessingShape" mc:Ignorable="w14 w15 w16se w16cid w16 w16cex w16sdtdh w16sdtfl w16du wp14">
   <w:endnote w:type="separator" w:id="-1">
     <w:p>
       <w:pPr>
@@ -7395,7 +7631,7 @@
 </file>
 
 <file path=word/footer1.xml><?xml version="1.0" encoding="utf-8"?>
-<w:ftr xmlns:wpc="http://schemas.microsoft.com/office/word/2010/wordprocessingCanvas" xmlns:cx="http://schemas.microsoft.com/office/drawing/2014/chartex" xmlns:cx1="http://schemas.microsoft.com/office/drawing/2015/9/8/chartex" xmlns:cx2="http://schemas.microsoft.com/office/drawing/2015/10/21/chartex" xmlns:cx3="http://schemas.microsoft.com/office/drawing/2016/5/9/chartex" xmlns:cx4="http://schemas.microsoft.com/office/drawing/2016/5/10/chartex" xmlns:cx5="http://schemas.microsoft.com/office/drawing/2016/5/11/chartex" xmlns:cx6="http://schemas.microsoft.com/office/drawing/2016/5/12/chartex" xmlns:cx7="http://schemas.microsoft.com/office/drawing/2016/5/13/chartex" xmlns:cx8="http://schemas.microsoft.com/office/drawing/2016/5/14/chartex" xmlns:mc="http://schemas.openxmlformats.org/markup-compatibility/2006" xmlns:aink="http://schemas.microsoft.com/office/drawing/2016/ink" xmlns:am3d="http://schemas.microsoft.com/office/drawing/2017/model3d" xmlns:o="urn:schemas-microsoft-com:office:office" xmlns:oel="http://schemas.microsoft.com/office/2019/extlst" xmlns:r="http://schemas.openxmlformats.org/officeDocument/2006/relationships" xmlns:m="http://schemas.openxmlformats.org/officeDocument/2006/math" xmlns:v="urn:schemas-microsoft-com:vml" xmlns:wp14="http://schemas.microsoft.com/office/word/2010/wordprocessingDrawing" xmlns:wp="http://schemas.openxmlformats.org/drawingml/2006/wordprocessingDrawing" xmlns:w10="urn:schemas-microsoft-com:office:word" xmlns:w="http://schemas.openxmlformats.org/wordprocessingml/2006/main" xmlns:w14="http://schemas.microsoft.com/office/word/2010/wordml" xmlns:w15="http://schemas.microsoft.com/office/word/2012/wordml" xmlns:w16cex="http://schemas.microsoft.com/office/word/2018/wordml/cex" xmlns:w16cid="http://schemas.microsoft.com/office/word/2016/wordml/cid" xmlns:w16="http://schemas.microsoft.com/office/word/2018/wordml" xmlns:w16du="http://schemas.microsoft.com/office/word/2023/wordml/word16du" xmlns:w16sdtdh="http://schemas.microsoft.com/office/word/2020/wordml/sdtdatahash" xmlns:w16se="http://schemas.microsoft.com/office/word/2015/wordml/symex" xmlns:wpg="http://schemas.microsoft.com/office/word/2010/wordprocessingGroup" xmlns:wpi="http://schemas.microsoft.com/office/word/2010/wordprocessingInk" xmlns:wne="http://schemas.microsoft.com/office/word/2006/wordml" xmlns:wps="http://schemas.microsoft.com/office/word/2010/wordprocessingShape" mc:Ignorable="w14 w15 w16se w16cid w16 w16cex w16sdtdh w16du wp14">
+<w:ftr xmlns:wpc="http://schemas.microsoft.com/office/word/2010/wordprocessingCanvas" xmlns:cx="http://schemas.microsoft.com/office/drawing/2014/chartex" xmlns:cx1="http://schemas.microsoft.com/office/drawing/2015/9/8/chartex" xmlns:cx2="http://schemas.microsoft.com/office/drawing/2015/10/21/chartex" xmlns:cx3="http://schemas.microsoft.com/office/drawing/2016/5/9/chartex" xmlns:cx4="http://schemas.microsoft.com/office/drawing/2016/5/10/chartex" xmlns:cx5="http://schemas.microsoft.com/office/drawing/2016/5/11/chartex" xmlns:cx6="http://schemas.microsoft.com/office/drawing/2016/5/12/chartex" xmlns:cx7="http://schemas.microsoft.com/office/drawing/2016/5/13/chartex" xmlns:cx8="http://schemas.microsoft.com/office/drawing/2016/5/14/chartex" xmlns:mc="http://schemas.openxmlformats.org/markup-compatibility/2006" xmlns:aink="http://schemas.microsoft.com/office/drawing/2016/ink" xmlns:am3d="http://schemas.microsoft.com/office/drawing/2017/model3d" xmlns:o="urn:schemas-microsoft-com:office:office" xmlns:oel="http://schemas.microsoft.com/office/2019/extlst" xmlns:r="http://schemas.openxmlformats.org/officeDocument/2006/relationships" xmlns:m="http://schemas.openxmlformats.org/officeDocument/2006/math" xmlns:v="urn:schemas-microsoft-com:vml" xmlns:wp14="http://schemas.microsoft.com/office/word/2010/wordprocessingDrawing" xmlns:wp="http://schemas.openxmlformats.org/drawingml/2006/wordprocessingDrawing" xmlns:w10="urn:schemas-microsoft-com:office:word" xmlns:w="http://schemas.openxmlformats.org/wordprocessingml/2006/main" xmlns:w14="http://schemas.microsoft.com/office/word/2010/wordml" xmlns:w15="http://schemas.microsoft.com/office/word/2012/wordml" xmlns:w16cex="http://schemas.microsoft.com/office/word/2018/wordml/cex" xmlns:w16cid="http://schemas.microsoft.com/office/word/2016/wordml/cid" xmlns:w16="http://schemas.microsoft.com/office/word/2018/wordml" xmlns:w16du="http://schemas.microsoft.com/office/word/2023/wordml/word16du" xmlns:w16sdtdh="http://schemas.microsoft.com/office/word/2020/wordml/sdtdatahash" xmlns:w16sdtfl="http://schemas.microsoft.com/office/word/2024/wordml/sdtformatlock" xmlns:w16se="http://schemas.microsoft.com/office/word/2015/wordml/symex" xmlns:wpg="http://schemas.microsoft.com/office/word/2010/wordprocessingGroup" xmlns:wpi="http://schemas.microsoft.com/office/word/2010/wordprocessingInk" xmlns:wne="http://schemas.microsoft.com/office/word/2006/wordml" xmlns:wps="http://schemas.microsoft.com/office/word/2010/wordprocessingShape" mc:Ignorable="w14 w15 w16se w16cid w16 w16cex w16sdtdh w16sdtfl w16du wp14">
   <w:p>
     <w:pPr>
       <w:pStyle w:val="Footer"/>
@@ -7495,7 +7731,7 @@
             </wp:anchor>
           </w:drawing>
         </mc:Choice>
-        <mc:Fallback xmlns:w16sdtfl="http://schemas.microsoft.com/office/word/2024/wordml/sdtformatlock">
+        <mc:Fallback>
           <w:pict>
             <v:shapetype w14:anchorId="2CC029BF" id="_x0000_t202" coordsize="21600,21600" o:spt="202" path="m,l,21600r21600,l21600,xe">
               <v:stroke joinstyle="miter"/>
@@ -7552,7 +7788,7 @@
 </file>
 
 <file path=word/footer2.xml><?xml version="1.0" encoding="utf-8"?>
-<w:ftr xmlns:wpc="http://schemas.microsoft.com/office/word/2010/wordprocessingCanvas" xmlns:cx="http://schemas.microsoft.com/office/drawing/2014/chartex" xmlns:cx1="http://schemas.microsoft.com/office/drawing/2015/9/8/chartex" xmlns:cx2="http://schemas.microsoft.com/office/drawing/2015/10/21/chartex" xmlns:cx3="http://schemas.microsoft.com/office/drawing/2016/5/9/chartex" xmlns:cx4="http://schemas.microsoft.com/office/drawing/2016/5/10/chartex" xmlns:cx5="http://schemas.microsoft.com/office/drawing/2016/5/11/chartex" xmlns:cx6="http://schemas.microsoft.com/office/drawing/2016/5/12/chartex" xmlns:cx7="http://schemas.microsoft.com/office/drawing/2016/5/13/chartex" xmlns:cx8="http://schemas.microsoft.com/office/drawing/2016/5/14/chartex" xmlns:mc="http://schemas.openxmlformats.org/markup-compatibility/2006" xmlns:aink="http://schemas.microsoft.com/office/drawing/2016/ink" xmlns:am3d="http://schemas.microsoft.com/office/drawing/2017/model3d" xmlns:o="urn:schemas-microsoft-com:office:office" xmlns:oel="http://schemas.microsoft.com/office/2019/extlst" xmlns:r="http://schemas.openxmlformats.org/officeDocument/2006/relationships" xmlns:m="http://schemas.openxmlformats.org/officeDocument/2006/math" xmlns:v="urn:schemas-microsoft-com:vml" xmlns:wp14="http://schemas.microsoft.com/office/word/2010/wordprocessingDrawing" xmlns:wp="http://schemas.openxmlformats.org/drawingml/2006/wordprocessingDrawing" xmlns:w10="urn:schemas-microsoft-com:office:word" xmlns:w="http://schemas.openxmlformats.org/wordprocessingml/2006/main" xmlns:w14="http://schemas.microsoft.com/office/word/2010/wordml" xmlns:w15="http://schemas.microsoft.com/office/word/2012/wordml" xmlns:w16cex="http://schemas.microsoft.com/office/word/2018/wordml/cex" xmlns:w16cid="http://schemas.microsoft.com/office/word/2016/wordml/cid" xmlns:w16="http://schemas.microsoft.com/office/word/2018/wordml" xmlns:w16du="http://schemas.microsoft.com/office/word/2023/wordml/word16du" xmlns:w16sdtdh="http://schemas.microsoft.com/office/word/2020/wordml/sdtdatahash" xmlns:w16se="http://schemas.microsoft.com/office/word/2015/wordml/symex" xmlns:wpg="http://schemas.microsoft.com/office/word/2010/wordprocessingGroup" xmlns:wpi="http://schemas.microsoft.com/office/word/2010/wordprocessingInk" xmlns:wne="http://schemas.microsoft.com/office/word/2006/wordml" xmlns:wps="http://schemas.microsoft.com/office/word/2010/wordprocessingShape" mc:Ignorable="w14 w15 w16se w16cid w16 w16cex w16sdtdh w16du wp14">
+<w:ftr xmlns:wpc="http://schemas.microsoft.com/office/word/2010/wordprocessingCanvas" xmlns:cx="http://schemas.microsoft.com/office/drawing/2014/chartex" xmlns:cx1="http://schemas.microsoft.com/office/drawing/2015/9/8/chartex" xmlns:cx2="http://schemas.microsoft.com/office/drawing/2015/10/21/chartex" xmlns:cx3="http://schemas.microsoft.com/office/drawing/2016/5/9/chartex" xmlns:cx4="http://schemas.microsoft.com/office/drawing/2016/5/10/chartex" xmlns:cx5="http://schemas.microsoft.com/office/drawing/2016/5/11/chartex" xmlns:cx6="http://schemas.microsoft.com/office/drawing/2016/5/12/chartex" xmlns:cx7="http://schemas.microsoft.com/office/drawing/2016/5/13/chartex" xmlns:cx8="http://schemas.microsoft.com/office/drawing/2016/5/14/chartex" xmlns:mc="http://schemas.openxmlformats.org/markup-compatibility/2006" xmlns:aink="http://schemas.microsoft.com/office/drawing/2016/ink" xmlns:am3d="http://schemas.microsoft.com/office/drawing/2017/model3d" xmlns:o="urn:schemas-microsoft-com:office:office" xmlns:oel="http://schemas.microsoft.com/office/2019/extlst" xmlns:r="http://schemas.openxmlformats.org/officeDocument/2006/relationships" xmlns:m="http://schemas.openxmlformats.org/officeDocument/2006/math" xmlns:v="urn:schemas-microsoft-com:vml" xmlns:wp14="http://schemas.microsoft.com/office/word/2010/wordprocessingDrawing" xmlns:wp="http://schemas.openxmlformats.org/drawingml/2006/wordprocessingDrawing" xmlns:w10="urn:schemas-microsoft-com:office:word" xmlns:w="http://schemas.openxmlformats.org/wordprocessingml/2006/main" xmlns:w14="http://schemas.microsoft.com/office/word/2010/wordml" xmlns:w15="http://schemas.microsoft.com/office/word/2012/wordml" xmlns:w16cex="http://schemas.microsoft.com/office/word/2018/wordml/cex" xmlns:w16cid="http://schemas.microsoft.com/office/word/2016/wordml/cid" xmlns:w16="http://schemas.microsoft.com/office/word/2018/wordml" xmlns:w16du="http://schemas.microsoft.com/office/word/2023/wordml/word16du" xmlns:w16sdtdh="http://schemas.microsoft.com/office/word/2020/wordml/sdtdatahash" xmlns:w16sdtfl="http://schemas.microsoft.com/office/word/2024/wordml/sdtformatlock" xmlns:w16se="http://schemas.microsoft.com/office/word/2015/wordml/symex" xmlns:wpg="http://schemas.microsoft.com/office/word/2010/wordprocessingGroup" xmlns:wpi="http://schemas.microsoft.com/office/word/2010/wordprocessingInk" xmlns:wne="http://schemas.microsoft.com/office/word/2006/wordml" xmlns:wps="http://schemas.microsoft.com/office/word/2010/wordprocessingShape" mc:Ignorable="w14 w15 w16se w16cid w16 w16cex w16sdtdh w16sdtfl w16du wp14">
   <w:p>
     <w:pPr>
       <w:pStyle w:val="Footer"/>
@@ -7652,7 +7888,7 @@
             </wp:anchor>
           </w:drawing>
         </mc:Choice>
-        <mc:Fallback xmlns:w16sdtfl="http://schemas.microsoft.com/office/word/2024/wordml/sdtformatlock">
+        <mc:Fallback>
           <w:pict>
             <v:shapetype w14:anchorId="019FCC0A" id="_x0000_t202" coordsize="21600,21600" o:spt="202" path="m,l,21600r21600,l21600,xe">
               <v:stroke joinstyle="miter"/>
@@ -7709,7 +7945,7 @@
 </file>
 
 <file path=word/footer3.xml><?xml version="1.0" encoding="utf-8"?>
-<w:ftr xmlns:wpc="http://schemas.microsoft.com/office/word/2010/wordprocessingCanvas" xmlns:cx="http://schemas.microsoft.com/office/drawing/2014/chartex" xmlns:cx1="http://schemas.microsoft.com/office/drawing/2015/9/8/chartex" xmlns:cx2="http://schemas.microsoft.com/office/drawing/2015/10/21/chartex" xmlns:cx3="http://schemas.microsoft.com/office/drawing/2016/5/9/chartex" xmlns:cx4="http://schemas.microsoft.com/office/drawing/2016/5/10/chartex" xmlns:cx5="http://schemas.microsoft.com/office/drawing/2016/5/11/chartex" xmlns:cx6="http://schemas.microsoft.com/office/drawing/2016/5/12/chartex" xmlns:cx7="http://schemas.microsoft.com/office/drawing/2016/5/13/chartex" xmlns:cx8="http://schemas.microsoft.com/office/drawing/2016/5/14/chartex" xmlns:mc="http://schemas.openxmlformats.org/markup-compatibility/2006" xmlns:aink="http://schemas.microsoft.com/office/drawing/2016/ink" xmlns:am3d="http://schemas.microsoft.com/office/drawing/2017/model3d" xmlns:o="urn:schemas-microsoft-com:office:office" xmlns:oel="http://schemas.microsoft.com/office/2019/extlst" xmlns:r="http://schemas.openxmlformats.org/officeDocument/2006/relationships" xmlns:m="http://schemas.openxmlformats.org/officeDocument/2006/math" xmlns:v="urn:schemas-microsoft-com:vml" xmlns:wp14="http://schemas.microsoft.com/office/word/2010/wordprocessingDrawing" xmlns:wp="http://schemas.openxmlformats.org/drawingml/2006/wordprocessingDrawing" xmlns:w10="urn:schemas-microsoft-com:office:word" xmlns:w="http://schemas.openxmlformats.org/wordprocessingml/2006/main" xmlns:w14="http://schemas.microsoft.com/office/word/2010/wordml" xmlns:w15="http://schemas.microsoft.com/office/word/2012/wordml" xmlns:w16cex="http://schemas.microsoft.com/office/word/2018/wordml/cex" xmlns:w16cid="http://schemas.microsoft.com/office/word/2016/wordml/cid" xmlns:w16="http://schemas.microsoft.com/office/word/2018/wordml" xmlns:w16du="http://schemas.microsoft.com/office/word/2023/wordml/word16du" xmlns:w16sdtdh="http://schemas.microsoft.com/office/word/2020/wordml/sdtdatahash" xmlns:w16se="http://schemas.microsoft.com/office/word/2015/wordml/symex" xmlns:wpg="http://schemas.microsoft.com/office/word/2010/wordprocessingGroup" xmlns:wpi="http://schemas.microsoft.com/office/word/2010/wordprocessingInk" xmlns:wne="http://schemas.microsoft.com/office/word/2006/wordml" xmlns:wps="http://schemas.microsoft.com/office/word/2010/wordprocessingShape" mc:Ignorable="w14 w15 w16se w16cid w16 w16cex w16sdtdh w16du wp14">
+<w:ftr xmlns:wpc="http://schemas.microsoft.com/office/word/2010/wordprocessingCanvas" xmlns:cx="http://schemas.microsoft.com/office/drawing/2014/chartex" xmlns:cx1="http://schemas.microsoft.com/office/drawing/2015/9/8/chartex" xmlns:cx2="http://schemas.microsoft.com/office/drawing/2015/10/21/chartex" xmlns:cx3="http://schemas.microsoft.com/office/drawing/2016/5/9/chartex" xmlns:cx4="http://schemas.microsoft.com/office/drawing/2016/5/10/chartex" xmlns:cx5="http://schemas.microsoft.com/office/drawing/2016/5/11/chartex" xmlns:cx6="http://schemas.microsoft.com/office/drawing/2016/5/12/chartex" xmlns:cx7="http://schemas.microsoft.com/office/drawing/2016/5/13/chartex" xmlns:cx8="http://schemas.microsoft.com/office/drawing/2016/5/14/chartex" xmlns:mc="http://schemas.openxmlformats.org/markup-compatibility/2006" xmlns:aink="http://schemas.microsoft.com/office/drawing/2016/ink" xmlns:am3d="http://schemas.microsoft.com/office/drawing/2017/model3d" xmlns:o="urn:schemas-microsoft-com:office:office" xmlns:oel="http://schemas.microsoft.com/office/2019/extlst" xmlns:r="http://schemas.openxmlformats.org/officeDocument/2006/relationships" xmlns:m="http://schemas.openxmlformats.org/officeDocument/2006/math" xmlns:v="urn:schemas-microsoft-com:vml" xmlns:wp14="http://schemas.microsoft.com/office/word/2010/wordprocessingDrawing" xmlns:wp="http://schemas.openxmlformats.org/drawingml/2006/wordprocessingDrawing" xmlns:w10="urn:schemas-microsoft-com:office:word" xmlns:w="http://schemas.openxmlformats.org/wordprocessingml/2006/main" xmlns:w14="http://schemas.microsoft.com/office/word/2010/wordml" xmlns:w15="http://schemas.microsoft.com/office/word/2012/wordml" xmlns:w16cex="http://schemas.microsoft.com/office/word/2018/wordml/cex" xmlns:w16cid="http://schemas.microsoft.com/office/word/2016/wordml/cid" xmlns:w16="http://schemas.microsoft.com/office/word/2018/wordml" xmlns:w16du="http://schemas.microsoft.com/office/word/2023/wordml/word16du" xmlns:w16sdtdh="http://schemas.microsoft.com/office/word/2020/wordml/sdtdatahash" xmlns:w16sdtfl="http://schemas.microsoft.com/office/word/2024/wordml/sdtformatlock" xmlns:w16se="http://schemas.microsoft.com/office/word/2015/wordml/symex" xmlns:wpg="http://schemas.microsoft.com/office/word/2010/wordprocessingGroup" xmlns:wpi="http://schemas.microsoft.com/office/word/2010/wordprocessingInk" xmlns:wne="http://schemas.microsoft.com/office/word/2006/wordml" xmlns:wps="http://schemas.microsoft.com/office/word/2010/wordprocessingShape" mc:Ignorable="w14 w15 w16se w16cid w16 w16cex w16sdtdh w16sdtfl w16du wp14">
   <w:p>
     <w:pPr>
       <w:pStyle w:val="Footer"/>
@@ -7809,7 +8045,7 @@
             </wp:anchor>
           </w:drawing>
         </mc:Choice>
-        <mc:Fallback xmlns:w16sdtfl="http://schemas.microsoft.com/office/word/2024/wordml/sdtformatlock">
+        <mc:Fallback>
           <w:pict>
             <v:shapetype w14:anchorId="70E6A53C" id="_x0000_t202" coordsize="21600,21600" o:spt="202" path="m,l,21600r21600,l21600,xe">
               <v:stroke joinstyle="miter"/>
@@ -7866,7 +8102,7 @@
 </file>
 
 <file path=word/footer4.xml><?xml version="1.0" encoding="utf-8"?>
-<w:ftr xmlns:wpc="http://schemas.microsoft.com/office/word/2010/wordprocessingCanvas" xmlns:cx="http://schemas.microsoft.com/office/drawing/2014/chartex" xmlns:cx1="http://schemas.microsoft.com/office/drawing/2015/9/8/chartex" xmlns:cx2="http://schemas.microsoft.com/office/drawing/2015/10/21/chartex" xmlns:cx3="http://schemas.microsoft.com/office/drawing/2016/5/9/chartex" xmlns:cx4="http://schemas.microsoft.com/office/drawing/2016/5/10/chartex" xmlns:cx5="http://schemas.microsoft.com/office/drawing/2016/5/11/chartex" xmlns:cx6="http://schemas.microsoft.com/office/drawing/2016/5/12/chartex" xmlns:cx7="http://schemas.microsoft.com/office/drawing/2016/5/13/chartex" xmlns:cx8="http://schemas.microsoft.com/office/drawing/2016/5/14/chartex" xmlns:mc="http://schemas.openxmlformats.org/markup-compatibility/2006" xmlns:aink="http://schemas.microsoft.com/office/drawing/2016/ink" xmlns:am3d="http://schemas.microsoft.com/office/drawing/2017/model3d" xmlns:o="urn:schemas-microsoft-com:office:office" xmlns:oel="http://schemas.microsoft.com/office/2019/extlst" xmlns:r="http://schemas.openxmlformats.org/officeDocument/2006/relationships" xmlns:m="http://schemas.openxmlformats.org/officeDocument/2006/math" xmlns:v="urn:schemas-microsoft-com:vml" xmlns:wp14="http://schemas.microsoft.com/office/word/2010/wordprocessingDrawing" xmlns:wp="http://schemas.openxmlformats.org/drawingml/2006/wordprocessingDrawing" xmlns:w10="urn:schemas-microsoft-com:office:word" xmlns:w="http://schemas.openxmlformats.org/wordprocessingml/2006/main" xmlns:w14="http://schemas.microsoft.com/office/word/2010/wordml" xmlns:w15="http://schemas.microsoft.com/office/word/2012/wordml" xmlns:w16cex="http://schemas.microsoft.com/office/word/2018/wordml/cex" xmlns:w16cid="http://schemas.microsoft.com/office/word/2016/wordml/cid" xmlns:w16="http://schemas.microsoft.com/office/word/2018/wordml" xmlns:w16du="http://schemas.microsoft.com/office/word/2023/wordml/word16du" xmlns:w16sdtdh="http://schemas.microsoft.com/office/word/2020/wordml/sdtdatahash" xmlns:w16se="http://schemas.microsoft.com/office/word/2015/wordml/symex" xmlns:wpg="http://schemas.microsoft.com/office/word/2010/wordprocessingGroup" xmlns:wpi="http://schemas.microsoft.com/office/word/2010/wordprocessingInk" xmlns:wne="http://schemas.microsoft.com/office/word/2006/wordml" xmlns:wps="http://schemas.microsoft.com/office/word/2010/wordprocessingShape" mc:Ignorable="w14 w15 w16se w16cid w16 w16cex w16sdtdh w16du wp14">
+<w:ftr xmlns:wpc="http://schemas.microsoft.com/office/word/2010/wordprocessingCanvas" xmlns:cx="http://schemas.microsoft.com/office/drawing/2014/chartex" xmlns:cx1="http://schemas.microsoft.com/office/drawing/2015/9/8/chartex" xmlns:cx2="http://schemas.microsoft.com/office/drawing/2015/10/21/chartex" xmlns:cx3="http://schemas.microsoft.com/office/drawing/2016/5/9/chartex" xmlns:cx4="http://schemas.microsoft.com/office/drawing/2016/5/10/chartex" xmlns:cx5="http://schemas.microsoft.com/office/drawing/2016/5/11/chartex" xmlns:cx6="http://schemas.microsoft.com/office/drawing/2016/5/12/chartex" xmlns:cx7="http://schemas.microsoft.com/office/drawing/2016/5/13/chartex" xmlns:cx8="http://schemas.microsoft.com/office/drawing/2016/5/14/chartex" xmlns:mc="http://schemas.openxmlformats.org/markup-compatibility/2006" xmlns:aink="http://schemas.microsoft.com/office/drawing/2016/ink" xmlns:am3d="http://schemas.microsoft.com/office/drawing/2017/model3d" xmlns:o="urn:schemas-microsoft-com:office:office" xmlns:oel="http://schemas.microsoft.com/office/2019/extlst" xmlns:r="http://schemas.openxmlformats.org/officeDocument/2006/relationships" xmlns:m="http://schemas.openxmlformats.org/officeDocument/2006/math" xmlns:v="urn:schemas-microsoft-com:vml" xmlns:wp14="http://schemas.microsoft.com/office/word/2010/wordprocessingDrawing" xmlns:wp="http://schemas.openxmlformats.org/drawingml/2006/wordprocessingDrawing" xmlns:w10="urn:schemas-microsoft-com:office:word" xmlns:w="http://schemas.openxmlformats.org/wordprocessingml/2006/main" xmlns:w14="http://schemas.microsoft.com/office/word/2010/wordml" xmlns:w15="http://schemas.microsoft.com/office/word/2012/wordml" xmlns:w16cex="http://schemas.microsoft.com/office/word/2018/wordml/cex" xmlns:w16cid="http://schemas.microsoft.com/office/word/2016/wordml/cid" xmlns:w16="http://schemas.microsoft.com/office/word/2018/wordml" xmlns:w16du="http://schemas.microsoft.com/office/word/2023/wordml/word16du" xmlns:w16sdtdh="http://schemas.microsoft.com/office/word/2020/wordml/sdtdatahash" xmlns:w16sdtfl="http://schemas.microsoft.com/office/word/2024/wordml/sdtformatlock" xmlns:w16se="http://schemas.microsoft.com/office/word/2015/wordml/symex" xmlns:wpg="http://schemas.microsoft.com/office/word/2010/wordprocessingGroup" xmlns:wpi="http://schemas.microsoft.com/office/word/2010/wordprocessingInk" xmlns:wne="http://schemas.microsoft.com/office/word/2006/wordml" xmlns:wps="http://schemas.microsoft.com/office/word/2010/wordprocessingShape" mc:Ignorable="w14 w15 w16se w16cid w16 w16cex w16sdtdh w16sdtfl w16du wp14">
   <w:p>
     <w:pPr>
       <w:pStyle w:val="Footer"/>
@@ -7966,7 +8202,7 @@
             </wp:anchor>
           </w:drawing>
         </mc:Choice>
-        <mc:Fallback xmlns:w16sdtfl="http://schemas.microsoft.com/office/word/2024/wordml/sdtformatlock">
+        <mc:Fallback>
           <w:pict>
             <v:shapetype w14:anchorId="78550490" id="_x0000_t202" coordsize="21600,21600" o:spt="202" path="m,l,21600r21600,l21600,xe">
               <v:stroke joinstyle="miter"/>
@@ -8023,7 +8259,7 @@
 </file>
 
 <file path=word/footer5.xml><?xml version="1.0" encoding="utf-8"?>
-<w:ftr xmlns:wpc="http://schemas.microsoft.com/office/word/2010/wordprocessingCanvas" xmlns:cx="http://schemas.microsoft.com/office/drawing/2014/chartex" xmlns:cx1="http://schemas.microsoft.com/office/drawing/2015/9/8/chartex" xmlns:cx2="http://schemas.microsoft.com/office/drawing/2015/10/21/chartex" xmlns:cx3="http://schemas.microsoft.com/office/drawing/2016/5/9/chartex" xmlns:cx4="http://schemas.microsoft.com/office/drawing/2016/5/10/chartex" xmlns:cx5="http://schemas.microsoft.com/office/drawing/2016/5/11/chartex" xmlns:cx6="http://schemas.microsoft.com/office/drawing/2016/5/12/chartex" xmlns:cx7="http://schemas.microsoft.com/office/drawing/2016/5/13/chartex" xmlns:cx8="http://schemas.microsoft.com/office/drawing/2016/5/14/chartex" xmlns:mc="http://schemas.openxmlformats.org/markup-compatibility/2006" xmlns:aink="http://schemas.microsoft.com/office/drawing/2016/ink" xmlns:am3d="http://schemas.microsoft.com/office/drawing/2017/model3d" xmlns:o="urn:schemas-microsoft-com:office:office" xmlns:oel="http://schemas.microsoft.com/office/2019/extlst" xmlns:r="http://schemas.openxmlformats.org/officeDocument/2006/relationships" xmlns:m="http://schemas.openxmlformats.org/officeDocument/2006/math" xmlns:v="urn:schemas-microsoft-com:vml" xmlns:wp14="http://schemas.microsoft.com/office/word/2010/wordprocessingDrawing" xmlns:wp="http://schemas.openxmlformats.org/drawingml/2006/wordprocessingDrawing" xmlns:w10="urn:schemas-microsoft-com:office:word" xmlns:w="http://schemas.openxmlformats.org/wordprocessingml/2006/main" xmlns:w14="http://schemas.microsoft.com/office/word/2010/wordml" xmlns:w15="http://schemas.microsoft.com/office/word/2012/wordml" xmlns:w16cex="http://schemas.microsoft.com/office/word/2018/wordml/cex" xmlns:w16cid="http://schemas.microsoft.com/office/word/2016/wordml/cid" xmlns:w16="http://schemas.microsoft.com/office/word/2018/wordml" xmlns:w16du="http://schemas.microsoft.com/office/word/2023/wordml/word16du" xmlns:w16sdtdh="http://schemas.microsoft.com/office/word/2020/wordml/sdtdatahash" xmlns:w16se="http://schemas.microsoft.com/office/word/2015/wordml/symex" xmlns:wpg="http://schemas.microsoft.com/office/word/2010/wordprocessingGroup" xmlns:wpi="http://schemas.microsoft.com/office/word/2010/wordprocessingInk" xmlns:wne="http://schemas.microsoft.com/office/word/2006/wordml" xmlns:wps="http://schemas.microsoft.com/office/word/2010/wordprocessingShape" mc:Ignorable="w14 w15 w16se w16cid w16 w16cex w16sdtdh w16du wp14">
+<w:ftr xmlns:wpc="http://schemas.microsoft.com/office/word/2010/wordprocessingCanvas" xmlns:cx="http://schemas.microsoft.com/office/drawing/2014/chartex" xmlns:cx1="http://schemas.microsoft.com/office/drawing/2015/9/8/chartex" xmlns:cx2="http://schemas.microsoft.com/office/drawing/2015/10/21/chartex" xmlns:cx3="http://schemas.microsoft.com/office/drawing/2016/5/9/chartex" xmlns:cx4="http://schemas.microsoft.com/office/drawing/2016/5/10/chartex" xmlns:cx5="http://schemas.microsoft.com/office/drawing/2016/5/11/chartex" xmlns:cx6="http://schemas.microsoft.com/office/drawing/2016/5/12/chartex" xmlns:cx7="http://schemas.microsoft.com/office/drawing/2016/5/13/chartex" xmlns:cx8="http://schemas.microsoft.com/office/drawing/2016/5/14/chartex" xmlns:mc="http://schemas.openxmlformats.org/markup-compatibility/2006" xmlns:aink="http://schemas.microsoft.com/office/drawing/2016/ink" xmlns:am3d="http://schemas.microsoft.com/office/drawing/2017/model3d" xmlns:o="urn:schemas-microsoft-com:office:office" xmlns:oel="http://schemas.microsoft.com/office/2019/extlst" xmlns:r="http://schemas.openxmlformats.org/officeDocument/2006/relationships" xmlns:m="http://schemas.openxmlformats.org/officeDocument/2006/math" xmlns:v="urn:schemas-microsoft-com:vml" xmlns:wp14="http://schemas.microsoft.com/office/word/2010/wordprocessingDrawing" xmlns:wp="http://schemas.openxmlformats.org/drawingml/2006/wordprocessingDrawing" xmlns:w10="urn:schemas-microsoft-com:office:word" xmlns:w="http://schemas.openxmlformats.org/wordprocessingml/2006/main" xmlns:w14="http://schemas.microsoft.com/office/word/2010/wordml" xmlns:w15="http://schemas.microsoft.com/office/word/2012/wordml" xmlns:w16cex="http://schemas.microsoft.com/office/word/2018/wordml/cex" xmlns:w16cid="http://schemas.microsoft.com/office/word/2016/wordml/cid" xmlns:w16="http://schemas.microsoft.com/office/word/2018/wordml" xmlns:w16du="http://schemas.microsoft.com/office/word/2023/wordml/word16du" xmlns:w16sdtdh="http://schemas.microsoft.com/office/word/2020/wordml/sdtdatahash" xmlns:w16sdtfl="http://schemas.microsoft.com/office/word/2024/wordml/sdtformatlock" xmlns:w16se="http://schemas.microsoft.com/office/word/2015/wordml/symex" xmlns:wpg="http://schemas.microsoft.com/office/word/2010/wordprocessingGroup" xmlns:wpi="http://schemas.microsoft.com/office/word/2010/wordprocessingInk" xmlns:wne="http://schemas.microsoft.com/office/word/2006/wordml" xmlns:wps="http://schemas.microsoft.com/office/word/2010/wordprocessingShape" mc:Ignorable="w14 w15 w16se w16cid w16 w16cex w16sdtdh w16sdtfl w16du wp14">
   <w:p>
     <w:pPr>
       <w:pStyle w:val="Footer"/>
@@ -8098,7 +8334,7 @@
             </wp:anchor>
           </w:drawing>
         </mc:Choice>
-        <mc:Fallback xmlns:w16sdtfl="http://schemas.microsoft.com/office/word/2024/wordml/sdtformatlock">
+        <mc:Fallback>
           <w:pict>
             <v:shapetype w14:anchorId="276CD483" id="_x0000_t202" coordsize="21600,21600" o:spt="202" path="m,l,21600r21600,l21600,xe">
               <v:stroke joinstyle="miter"/>
@@ -8130,7 +8366,7 @@
 </file>
 
 <file path=word/footer6.xml><?xml version="1.0" encoding="utf-8"?>
-<w:ftr xmlns:wpc="http://schemas.microsoft.com/office/word/2010/wordprocessingCanvas" xmlns:cx="http://schemas.microsoft.com/office/drawing/2014/chartex" xmlns:cx1="http://schemas.microsoft.com/office/drawing/2015/9/8/chartex" xmlns:cx2="http://schemas.microsoft.com/office/drawing/2015/10/21/chartex" xmlns:cx3="http://schemas.microsoft.com/office/drawing/2016/5/9/chartex" xmlns:cx4="http://schemas.microsoft.com/office/drawing/2016/5/10/chartex" xmlns:cx5="http://schemas.microsoft.com/office/drawing/2016/5/11/chartex" xmlns:cx6="http://schemas.microsoft.com/office/drawing/2016/5/12/chartex" xmlns:cx7="http://schemas.microsoft.com/office/drawing/2016/5/13/chartex" xmlns:cx8="http://schemas.microsoft.com/office/drawing/2016/5/14/chartex" xmlns:mc="http://schemas.openxmlformats.org/markup-compatibility/2006" xmlns:aink="http://schemas.microsoft.com/office/drawing/2016/ink" xmlns:am3d="http://schemas.microsoft.com/office/drawing/2017/model3d" xmlns:o="urn:schemas-microsoft-com:office:office" xmlns:oel="http://schemas.microsoft.com/office/2019/extlst" xmlns:r="http://schemas.openxmlformats.org/officeDocument/2006/relationships" xmlns:m="http://schemas.openxmlformats.org/officeDocument/2006/math" xmlns:v="urn:schemas-microsoft-com:vml" xmlns:wp14="http://schemas.microsoft.com/office/word/2010/wordprocessingDrawing" xmlns:wp="http://schemas.openxmlformats.org/drawingml/2006/wordprocessingDrawing" xmlns:w10="urn:schemas-microsoft-com:office:word" xmlns:w="http://schemas.openxmlformats.org/wordprocessingml/2006/main" xmlns:w14="http://schemas.microsoft.com/office/word/2010/wordml" xmlns:w15="http://schemas.microsoft.com/office/word/2012/wordml" xmlns:w16cex="http://schemas.microsoft.com/office/word/2018/wordml/cex" xmlns:w16cid="http://schemas.microsoft.com/office/word/2016/wordml/cid" xmlns:w16="http://schemas.microsoft.com/office/word/2018/wordml" xmlns:w16du="http://schemas.microsoft.com/office/word/2023/wordml/word16du" xmlns:w16sdtdh="http://schemas.microsoft.com/office/word/2020/wordml/sdtdatahash" xmlns:w16se="http://schemas.microsoft.com/office/word/2015/wordml/symex" xmlns:wpg="http://schemas.microsoft.com/office/word/2010/wordprocessingGroup" xmlns:wpi="http://schemas.microsoft.com/office/word/2010/wordprocessingInk" xmlns:wne="http://schemas.microsoft.com/office/word/2006/wordml" xmlns:wps="http://schemas.microsoft.com/office/word/2010/wordprocessingShape" mc:Ignorable="w14 w15 w16se w16cid w16 w16cex w16sdtdh w16du wp14">
+<w:ftr xmlns:wpc="http://schemas.microsoft.com/office/word/2010/wordprocessingCanvas" xmlns:cx="http://schemas.microsoft.com/office/drawing/2014/chartex" xmlns:cx1="http://schemas.microsoft.com/office/drawing/2015/9/8/chartex" xmlns:cx2="http://schemas.microsoft.com/office/drawing/2015/10/21/chartex" xmlns:cx3="http://schemas.microsoft.com/office/drawing/2016/5/9/chartex" xmlns:cx4="http://schemas.microsoft.com/office/drawing/2016/5/10/chartex" xmlns:cx5="http://schemas.microsoft.com/office/drawing/2016/5/11/chartex" xmlns:cx6="http://schemas.microsoft.com/office/drawing/2016/5/12/chartex" xmlns:cx7="http://schemas.microsoft.com/office/drawing/2016/5/13/chartex" xmlns:cx8="http://schemas.microsoft.com/office/drawing/2016/5/14/chartex" xmlns:mc="http://schemas.openxmlformats.org/markup-compatibility/2006" xmlns:aink="http://schemas.microsoft.com/office/drawing/2016/ink" xmlns:am3d="http://schemas.microsoft.com/office/drawing/2017/model3d" xmlns:o="urn:schemas-microsoft-com:office:office" xmlns:oel="http://schemas.microsoft.com/office/2019/extlst" xmlns:r="http://schemas.openxmlformats.org/officeDocument/2006/relationships" xmlns:m="http://schemas.openxmlformats.org/officeDocument/2006/math" xmlns:v="urn:schemas-microsoft-com:vml" xmlns:wp14="http://schemas.microsoft.com/office/word/2010/wordprocessingDrawing" xmlns:wp="http://schemas.openxmlformats.org/drawingml/2006/wordprocessingDrawing" xmlns:w10="urn:schemas-microsoft-com:office:word" xmlns:w="http://schemas.openxmlformats.org/wordprocessingml/2006/main" xmlns:w14="http://schemas.microsoft.com/office/word/2010/wordml" xmlns:w15="http://schemas.microsoft.com/office/word/2012/wordml" xmlns:w16cex="http://schemas.microsoft.com/office/word/2018/wordml/cex" xmlns:w16cid="http://schemas.microsoft.com/office/word/2016/wordml/cid" xmlns:w16="http://schemas.microsoft.com/office/word/2018/wordml" xmlns:w16du="http://schemas.microsoft.com/office/word/2023/wordml/word16du" xmlns:w16sdtdh="http://schemas.microsoft.com/office/word/2020/wordml/sdtdatahash" xmlns:w16sdtfl="http://schemas.microsoft.com/office/word/2024/wordml/sdtformatlock" xmlns:w16se="http://schemas.microsoft.com/office/word/2015/wordml/symex" xmlns:wpg="http://schemas.microsoft.com/office/word/2010/wordprocessingGroup" xmlns:wpi="http://schemas.microsoft.com/office/word/2010/wordprocessingInk" xmlns:wne="http://schemas.microsoft.com/office/word/2006/wordml" xmlns:wps="http://schemas.microsoft.com/office/word/2010/wordprocessingShape" mc:Ignorable="w14 w15 w16se w16cid w16 w16cex w16sdtdh w16sdtfl w16du wp14">
   <w:p>
     <w:pPr>
       <w:pStyle w:val="Footer"/>
@@ -8230,7 +8466,7 @@
             </wp:anchor>
           </w:drawing>
         </mc:Choice>
-        <mc:Fallback xmlns:w16sdtfl="http://schemas.microsoft.com/office/word/2024/wordml/sdtformatlock">
+        <mc:Fallback>
           <w:pict>
             <v:shapetype w14:anchorId="43BA32F0" id="_x0000_t202" coordsize="21600,21600" o:spt="202" path="m,l,21600r21600,l21600,xe">
               <v:stroke joinstyle="miter"/>
@@ -8287,7 +8523,7 @@
 </file>
 
 <file path=word/footnotes.xml><?xml version="1.0" encoding="utf-8"?>
-<w:footnotes xmlns:wpc="http://schemas.microsoft.com/office/word/2010/wordprocessingCanvas" xmlns:cx="http://schemas.microsoft.com/office/drawing/2014/chartex" xmlns:cx1="http://schemas.microsoft.com/office/drawing/2015/9/8/chartex" xmlns:cx2="http://schemas.microsoft.com/office/drawing/2015/10/21/chartex" xmlns:cx3="http://schemas.microsoft.com/office/drawing/2016/5/9/chartex" xmlns:cx4="http://schemas.microsoft.com/office/drawing/2016/5/10/chartex" xmlns:cx5="http://schemas.microsoft.com/office/drawing/2016/5/11/chartex" xmlns:cx6="http://schemas.microsoft.com/office/drawing/2016/5/12/chartex" xmlns:cx7="http://schemas.microsoft.com/office/drawing/2016/5/13/chartex" xmlns:cx8="http://schemas.microsoft.com/office/drawing/2016/5/14/chartex" xmlns:mc="http://schemas.openxmlformats.org/markup-compatibility/2006" xmlns:aink="http://schemas.microsoft.com/office/drawing/2016/ink" xmlns:am3d="http://schemas.microsoft.com/office/drawing/2017/model3d" xmlns:o="urn:schemas-microsoft-com:office:office" xmlns:oel="http://schemas.microsoft.com/office/2019/extlst" xmlns:r="http://schemas.openxmlformats.org/officeDocument/2006/relationships" xmlns:m="http://schemas.openxmlformats.org/officeDocument/2006/math" xmlns:v="urn:schemas-microsoft-com:vml" xmlns:wp14="http://schemas.microsoft.com/office/word/2010/wordprocessingDrawing" xmlns:wp="http://schemas.openxmlformats.org/drawingml/2006/wordprocessingDrawing" xmlns:w10="urn:schemas-microsoft-com:office:word" xmlns:w="http://schemas.openxmlformats.org/wordprocessingml/2006/main" xmlns:w14="http://schemas.microsoft.com/office/word/2010/wordml" xmlns:w15="http://schemas.microsoft.com/office/word/2012/wordml" xmlns:w16cex="http://schemas.microsoft.com/office/word/2018/wordml/cex" xmlns:w16cid="http://schemas.microsoft.com/office/word/2016/wordml/cid" xmlns:w16="http://schemas.microsoft.com/office/word/2018/wordml" xmlns:w16du="http://schemas.microsoft.com/office/word/2023/wordml/word16du" xmlns:w16sdtdh="http://schemas.microsoft.com/office/word/2020/wordml/sdtdatahash" xmlns:w16se="http://schemas.microsoft.com/office/word/2015/wordml/symex" xmlns:wpg="http://schemas.microsoft.com/office/word/2010/wordprocessingGroup" xmlns:wpi="http://schemas.microsoft.com/office/word/2010/wordprocessingInk" xmlns:wne="http://schemas.microsoft.com/office/word/2006/wordml" xmlns:wps="http://schemas.microsoft.com/office/word/2010/wordprocessingShape" mc:Ignorable="w14 w15 w16se w16cid w16 w16cex w16sdtdh w16du wp14">
+<w:footnotes xmlns:wpc="http://schemas.microsoft.com/office/word/2010/wordprocessingCanvas" xmlns:cx="http://schemas.microsoft.com/office/drawing/2014/chartex" xmlns:cx1="http://schemas.microsoft.com/office/drawing/2015/9/8/chartex" xmlns:cx2="http://schemas.microsoft.com/office/drawing/2015/10/21/chartex" xmlns:cx3="http://schemas.microsoft.com/office/drawing/2016/5/9/chartex" xmlns:cx4="http://schemas.microsoft.com/office/drawing/2016/5/10/chartex" xmlns:cx5="http://schemas.microsoft.com/office/drawing/2016/5/11/chartex" xmlns:cx6="http://schemas.microsoft.com/office/drawing/2016/5/12/chartex" xmlns:cx7="http://schemas.microsoft.com/office/drawing/2016/5/13/chartex" xmlns:cx8="http://schemas.microsoft.com/office/drawing/2016/5/14/chartex" xmlns:mc="http://schemas.openxmlformats.org/markup-compatibility/2006" xmlns:aink="http://schemas.microsoft.com/office/drawing/2016/ink" xmlns:am3d="http://schemas.microsoft.com/office/drawing/2017/model3d" xmlns:o="urn:schemas-microsoft-com:office:office" xmlns:oel="http://schemas.microsoft.com/office/2019/extlst" xmlns:r="http://schemas.openxmlformats.org/officeDocument/2006/relationships" xmlns:m="http://schemas.openxmlformats.org/officeDocument/2006/math" xmlns:v="urn:schemas-microsoft-com:vml" xmlns:wp14="http://schemas.microsoft.com/office/word/2010/wordprocessingDrawing" xmlns:wp="http://schemas.openxmlformats.org/drawingml/2006/wordprocessingDrawing" xmlns:w10="urn:schemas-microsoft-com:office:word" xmlns:w="http://schemas.openxmlformats.org/wordprocessingml/2006/main" xmlns:w14="http://schemas.microsoft.com/office/word/2010/wordml" xmlns:w15="http://schemas.microsoft.com/office/word/2012/wordml" xmlns:w16cex="http://schemas.microsoft.com/office/word/2018/wordml/cex" xmlns:w16cid="http://schemas.microsoft.com/office/word/2016/wordml/cid" xmlns:w16="http://schemas.microsoft.com/office/word/2018/wordml" xmlns:w16du="http://schemas.microsoft.com/office/word/2023/wordml/word16du" xmlns:w16sdtdh="http://schemas.microsoft.com/office/word/2020/wordml/sdtdatahash" xmlns:w16sdtfl="http://schemas.microsoft.com/office/word/2024/wordml/sdtformatlock" xmlns:w16se="http://schemas.microsoft.com/office/word/2015/wordml/symex" xmlns:wpg="http://schemas.microsoft.com/office/word/2010/wordprocessingGroup" xmlns:wpi="http://schemas.microsoft.com/office/word/2010/wordprocessingInk" xmlns:wne="http://schemas.microsoft.com/office/word/2006/wordml" xmlns:wps="http://schemas.microsoft.com/office/word/2010/wordprocessingShape" mc:Ignorable="w14 w15 w16se w16cid w16 w16cex w16sdtdh w16sdtfl w16du wp14">
   <w:footnote w:type="separator" w:id="-1">
     <w:p>
       <w:pPr>
@@ -8316,7 +8552,7 @@
 </file>
 
 <file path=word/header1.xml><?xml version="1.0" encoding="utf-8"?>
-<w:hdr xmlns:wpc="http://schemas.microsoft.com/office/word/2010/wordprocessingCanvas" xmlns:cx="http://schemas.microsoft.com/office/drawing/2014/chartex" xmlns:cx1="http://schemas.microsoft.com/office/drawing/2015/9/8/chartex" xmlns:cx2="http://schemas.microsoft.com/office/drawing/2015/10/21/chartex" xmlns:cx3="http://schemas.microsoft.com/office/drawing/2016/5/9/chartex" xmlns:cx4="http://schemas.microsoft.com/office/drawing/2016/5/10/chartex" xmlns:cx5="http://schemas.microsoft.com/office/drawing/2016/5/11/chartex" xmlns:cx6="http://schemas.microsoft.com/office/drawing/2016/5/12/chartex" xmlns:cx7="http://schemas.microsoft.com/office/drawing/2016/5/13/chartex" xmlns:cx8="http://schemas.microsoft.com/office/drawing/2016/5/14/chartex" xmlns:mc="http://schemas.openxmlformats.org/markup-compatibility/2006" xmlns:aink="http://schemas.microsoft.com/office/drawing/2016/ink" xmlns:am3d="http://schemas.microsoft.com/office/drawing/2017/model3d" xmlns:o="urn:schemas-microsoft-com:office:office" xmlns:oel="http://schemas.microsoft.com/office/2019/extlst" xmlns:r="http://schemas.openxmlformats.org/officeDocument/2006/relationships" xmlns:m="http://schemas.openxmlformats.org/officeDocument/2006/math" xmlns:v="urn:schemas-microsoft-com:vml" xmlns:wp14="http://schemas.microsoft.com/office/word/2010/wordprocessingDrawing" xmlns:wp="http://schemas.openxmlformats.org/drawingml/2006/wordprocessingDrawing" xmlns:w10="urn:schemas-microsoft-com:office:word" xmlns:w="http://schemas.openxmlformats.org/wordprocessingml/2006/main" xmlns:w14="http://schemas.microsoft.com/office/word/2010/wordml" xmlns:w15="http://schemas.microsoft.com/office/word/2012/wordml" xmlns:w16cex="http://schemas.microsoft.com/office/word/2018/wordml/cex" xmlns:w16cid="http://schemas.microsoft.com/office/word/2016/wordml/cid" xmlns:w16="http://schemas.microsoft.com/office/word/2018/wordml" xmlns:w16du="http://schemas.microsoft.com/office/word/2023/wordml/word16du" xmlns:w16sdtdh="http://schemas.microsoft.com/office/word/2020/wordml/sdtdatahash" xmlns:w16se="http://schemas.microsoft.com/office/word/2015/wordml/symex" xmlns:wpg="http://schemas.microsoft.com/office/word/2010/wordprocessingGroup" xmlns:wpi="http://schemas.microsoft.com/office/word/2010/wordprocessingInk" xmlns:wne="http://schemas.microsoft.com/office/word/2006/wordml" xmlns:wps="http://schemas.microsoft.com/office/word/2010/wordprocessingShape" mc:Ignorable="w14 w15 w16se w16cid w16 w16cex w16sdtdh w16du wp14">
+<w:hdr xmlns:wpc="http://schemas.microsoft.com/office/word/2010/wordprocessingCanvas" xmlns:cx="http://schemas.microsoft.com/office/drawing/2014/chartex" xmlns:cx1="http://schemas.microsoft.com/office/drawing/2015/9/8/chartex" xmlns:cx2="http://schemas.microsoft.com/office/drawing/2015/10/21/chartex" xmlns:cx3="http://schemas.microsoft.com/office/drawing/2016/5/9/chartex" xmlns:cx4="http://schemas.microsoft.com/office/drawing/2016/5/10/chartex" xmlns:cx5="http://schemas.microsoft.com/office/drawing/2016/5/11/chartex" xmlns:cx6="http://schemas.microsoft.com/office/drawing/2016/5/12/chartex" xmlns:cx7="http://schemas.microsoft.com/office/drawing/2016/5/13/chartex" xmlns:cx8="http://schemas.microsoft.com/office/drawing/2016/5/14/chartex" xmlns:mc="http://schemas.openxmlformats.org/markup-compatibility/2006" xmlns:aink="http://schemas.microsoft.com/office/drawing/2016/ink" xmlns:am3d="http://schemas.microsoft.com/office/drawing/2017/model3d" xmlns:o="urn:schemas-microsoft-com:office:office" xmlns:oel="http://schemas.microsoft.com/office/2019/extlst" xmlns:r="http://schemas.openxmlformats.org/officeDocument/2006/relationships" xmlns:m="http://schemas.openxmlformats.org/officeDocument/2006/math" xmlns:v="urn:schemas-microsoft-com:vml" xmlns:wp14="http://schemas.microsoft.com/office/word/2010/wordprocessingDrawing" xmlns:wp="http://schemas.openxmlformats.org/drawingml/2006/wordprocessingDrawing" xmlns:w10="urn:schemas-microsoft-com:office:word" xmlns:w="http://schemas.openxmlformats.org/wordprocessingml/2006/main" xmlns:w14="http://schemas.microsoft.com/office/word/2010/wordml" xmlns:w15="http://schemas.microsoft.com/office/word/2012/wordml" xmlns:w16cex="http://schemas.microsoft.com/office/word/2018/wordml/cex" xmlns:w16cid="http://schemas.microsoft.com/office/word/2016/wordml/cid" xmlns:w16="http://schemas.microsoft.com/office/word/2018/wordml" xmlns:w16du="http://schemas.microsoft.com/office/word/2023/wordml/word16du" xmlns:w16sdtdh="http://schemas.microsoft.com/office/word/2020/wordml/sdtdatahash" xmlns:w16sdtfl="http://schemas.microsoft.com/office/word/2024/wordml/sdtformatlock" xmlns:w16se="http://schemas.microsoft.com/office/word/2015/wordml/symex" xmlns:wpg="http://schemas.microsoft.com/office/word/2010/wordprocessingGroup" xmlns:wpi="http://schemas.microsoft.com/office/word/2010/wordprocessingInk" xmlns:wne="http://schemas.microsoft.com/office/word/2006/wordml" xmlns:wps="http://schemas.microsoft.com/office/word/2010/wordprocessingShape" mc:Ignorable="w14 w15 w16se w16cid w16 w16cex w16sdtdh w16sdtfl w16du wp14">
   <w:tbl>
     <w:tblPr>
       <w:tblW w:w="6410" w:type="pct"/>
@@ -8416,7 +8652,7 @@
 </file>
 
 <file path=word/header2.xml><?xml version="1.0" encoding="utf-8"?>
-<w:hdr xmlns:wpc="http://schemas.microsoft.com/office/word/2010/wordprocessingCanvas" xmlns:cx="http://schemas.microsoft.com/office/drawing/2014/chartex" xmlns:cx1="http://schemas.microsoft.com/office/drawing/2015/9/8/chartex" xmlns:cx2="http://schemas.microsoft.com/office/drawing/2015/10/21/chartex" xmlns:cx3="http://schemas.microsoft.com/office/drawing/2016/5/9/chartex" xmlns:cx4="http://schemas.microsoft.com/office/drawing/2016/5/10/chartex" xmlns:cx5="http://schemas.microsoft.com/office/drawing/2016/5/11/chartex" xmlns:cx6="http://schemas.microsoft.com/office/drawing/2016/5/12/chartex" xmlns:cx7="http://schemas.microsoft.com/office/drawing/2016/5/13/chartex" xmlns:cx8="http://schemas.microsoft.com/office/drawing/2016/5/14/chartex" xmlns:mc="http://schemas.openxmlformats.org/markup-compatibility/2006" xmlns:aink="http://schemas.microsoft.com/office/drawing/2016/ink" xmlns:am3d="http://schemas.microsoft.com/office/drawing/2017/model3d" xmlns:o="urn:schemas-microsoft-com:office:office" xmlns:oel="http://schemas.microsoft.com/office/2019/extlst" xmlns:r="http://schemas.openxmlformats.org/officeDocument/2006/relationships" xmlns:m="http://schemas.openxmlformats.org/officeDocument/2006/math" xmlns:v="urn:schemas-microsoft-com:vml" xmlns:wp14="http://schemas.microsoft.com/office/word/2010/wordprocessingDrawing" xmlns:wp="http://schemas.openxmlformats.org/drawingml/2006/wordprocessingDrawing" xmlns:w10="urn:schemas-microsoft-com:office:word" xmlns:w="http://schemas.openxmlformats.org/wordprocessingml/2006/main" xmlns:w14="http://schemas.microsoft.com/office/word/2010/wordml" xmlns:w15="http://schemas.microsoft.com/office/word/2012/wordml" xmlns:w16cex="http://schemas.microsoft.com/office/word/2018/wordml/cex" xmlns:w16cid="http://schemas.microsoft.com/office/word/2016/wordml/cid" xmlns:w16="http://schemas.microsoft.com/office/word/2018/wordml" xmlns:w16du="http://schemas.microsoft.com/office/word/2023/wordml/word16du" xmlns:w16sdtdh="http://schemas.microsoft.com/office/word/2020/wordml/sdtdatahash" xmlns:w16se="http://schemas.microsoft.com/office/word/2015/wordml/symex" xmlns:wpg="http://schemas.microsoft.com/office/word/2010/wordprocessingGroup" xmlns:wpi="http://schemas.microsoft.com/office/word/2010/wordprocessingInk" xmlns:wne="http://schemas.microsoft.com/office/word/2006/wordml" xmlns:wps="http://schemas.microsoft.com/office/word/2010/wordprocessingShape" mc:Ignorable="w14 w15 w16se w16cid w16 w16cex w16sdtdh w16du wp14">
+<w:hdr xmlns:wpc="http://schemas.microsoft.com/office/word/2010/wordprocessingCanvas" xmlns:cx="http://schemas.microsoft.com/office/drawing/2014/chartex" xmlns:cx1="http://schemas.microsoft.com/office/drawing/2015/9/8/chartex" xmlns:cx2="http://schemas.microsoft.com/office/drawing/2015/10/21/chartex" xmlns:cx3="http://schemas.microsoft.com/office/drawing/2016/5/9/chartex" xmlns:cx4="http://schemas.microsoft.com/office/drawing/2016/5/10/chartex" xmlns:cx5="http://schemas.microsoft.com/office/drawing/2016/5/11/chartex" xmlns:cx6="http://schemas.microsoft.com/office/drawing/2016/5/12/chartex" xmlns:cx7="http://schemas.microsoft.com/office/drawing/2016/5/13/chartex" xmlns:cx8="http://schemas.microsoft.com/office/drawing/2016/5/14/chartex" xmlns:mc="http://schemas.openxmlformats.org/markup-compatibility/2006" xmlns:aink="http://schemas.microsoft.com/office/drawing/2016/ink" xmlns:am3d="http://schemas.microsoft.com/office/drawing/2017/model3d" xmlns:o="urn:schemas-microsoft-com:office:office" xmlns:oel="http://schemas.microsoft.com/office/2019/extlst" xmlns:r="http://schemas.openxmlformats.org/officeDocument/2006/relationships" xmlns:m="http://schemas.openxmlformats.org/officeDocument/2006/math" xmlns:v="urn:schemas-microsoft-com:vml" xmlns:wp14="http://schemas.microsoft.com/office/word/2010/wordprocessingDrawing" xmlns:wp="http://schemas.openxmlformats.org/drawingml/2006/wordprocessingDrawing" xmlns:w10="urn:schemas-microsoft-com:office:word" xmlns:w="http://schemas.openxmlformats.org/wordprocessingml/2006/main" xmlns:w14="http://schemas.microsoft.com/office/word/2010/wordml" xmlns:w15="http://schemas.microsoft.com/office/word/2012/wordml" xmlns:w16cex="http://schemas.microsoft.com/office/word/2018/wordml/cex" xmlns:w16cid="http://schemas.microsoft.com/office/word/2016/wordml/cid" xmlns:w16="http://schemas.microsoft.com/office/word/2018/wordml" xmlns:w16du="http://schemas.microsoft.com/office/word/2023/wordml/word16du" xmlns:w16sdtdh="http://schemas.microsoft.com/office/word/2020/wordml/sdtdatahash" xmlns:w16sdtfl="http://schemas.microsoft.com/office/word/2024/wordml/sdtformatlock" xmlns:w16se="http://schemas.microsoft.com/office/word/2015/wordml/symex" xmlns:wpg="http://schemas.microsoft.com/office/word/2010/wordprocessingGroup" xmlns:wpi="http://schemas.microsoft.com/office/word/2010/wordprocessingInk" xmlns:wne="http://schemas.microsoft.com/office/word/2006/wordml" xmlns:wps="http://schemas.microsoft.com/office/word/2010/wordprocessingShape" mc:Ignorable="w14 w15 w16se w16cid w16 w16cex w16sdtdh w16sdtfl w16du wp14">
   <w:p>
     <w:pPr>
       <w:ind w:left="-2340"/>
@@ -8586,7 +8822,7 @@
             </wp:anchor>
           </w:drawing>
         </mc:Choice>
-        <mc:Fallback xmlns:w16sdtfl="http://schemas.microsoft.com/office/word/2024/wordml/sdtformatlock">
+        <mc:Fallback>
           <w:pict>
             <v:line w14:anchorId="7169C831" id="Straight Connector 6" o:spid="_x0000_s1026" style="position:absolute;z-index:251660288;visibility:visible;mso-wrap-style:square;mso-width-percent:0;mso-height-percent:0;mso-wrap-distance-left:9pt;mso-wrap-distance-top:-3e-5mm;mso-wrap-distance-right:9pt;mso-wrap-distance-bottom:-3e-5mm;mso-position-horizontal:absolute;mso-position-horizontal-relative:text;mso-position-vertical:absolute;mso-position-vertical-relative:text;mso-width-percent:0;mso-height-percent:0;mso-width-relative:page;mso-height-relative:page" from="-68.95pt,-666.45pt" to="489.05pt,-666.45pt" o:gfxdata="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" strokecolor="#4f81bd" strokeweight="2pt">
               <v:shadow on="t" opacity="24903f" origin=",.5" offset="0,.55556mm"/>
@@ -8601,7 +8837,7 @@
 </file>
 
 <file path=word/header3.xml><?xml version="1.0" encoding="utf-8"?>
-<w:hdr xmlns:wpc="http://schemas.microsoft.com/office/word/2010/wordprocessingCanvas" xmlns:cx="http://schemas.microsoft.com/office/drawing/2014/chartex" xmlns:cx1="http://schemas.microsoft.com/office/drawing/2015/9/8/chartex" xmlns:cx2="http://schemas.microsoft.com/office/drawing/2015/10/21/chartex" xmlns:cx3="http://schemas.microsoft.com/office/drawing/2016/5/9/chartex" xmlns:cx4="http://schemas.microsoft.com/office/drawing/2016/5/10/chartex" xmlns:cx5="http://schemas.microsoft.com/office/drawing/2016/5/11/chartex" xmlns:cx6="http://schemas.microsoft.com/office/drawing/2016/5/12/chartex" xmlns:cx7="http://schemas.microsoft.com/office/drawing/2016/5/13/chartex" xmlns:cx8="http://schemas.microsoft.com/office/drawing/2016/5/14/chartex" xmlns:mc="http://schemas.openxmlformats.org/markup-compatibility/2006" xmlns:aink="http://schemas.microsoft.com/office/drawing/2016/ink" xmlns:am3d="http://schemas.microsoft.com/office/drawing/2017/model3d" xmlns:o="urn:schemas-microsoft-com:office:office" xmlns:oel="http://schemas.microsoft.com/office/2019/extlst" xmlns:r="http://schemas.openxmlformats.org/officeDocument/2006/relationships" xmlns:m="http://schemas.openxmlformats.org/officeDocument/2006/math" xmlns:v="urn:schemas-microsoft-com:vml" xmlns:wp14="http://schemas.microsoft.com/office/word/2010/wordprocessingDrawing" xmlns:wp="http://schemas.openxmlformats.org/drawingml/2006/wordprocessingDrawing" xmlns:w10="urn:schemas-microsoft-com:office:word" xmlns:w="http://schemas.openxmlformats.org/wordprocessingml/2006/main" xmlns:w14="http://schemas.microsoft.com/office/word/2010/wordml" xmlns:w15="http://schemas.microsoft.com/office/word/2012/wordml" xmlns:w16cex="http://schemas.microsoft.com/office/word/2018/wordml/cex" xmlns:w16cid="http://schemas.microsoft.com/office/word/2016/wordml/cid" xmlns:w16="http://schemas.microsoft.com/office/word/2018/wordml" xmlns:w16du="http://schemas.microsoft.com/office/word/2023/wordml/word16du" xmlns:w16sdtdh="http://schemas.microsoft.com/office/word/2020/wordml/sdtdatahash" xmlns:w16se="http://schemas.microsoft.com/office/word/2015/wordml/symex" xmlns:wpg="http://schemas.microsoft.com/office/word/2010/wordprocessingGroup" xmlns:wpi="http://schemas.microsoft.com/office/word/2010/wordprocessingInk" xmlns:wne="http://schemas.microsoft.com/office/word/2006/wordml" xmlns:wps="http://schemas.microsoft.com/office/word/2010/wordprocessingShape" mc:Ignorable="w14 w15 w16se w16cid w16 w16cex w16sdtdh w16du wp14">
+<w:hdr xmlns:wpc="http://schemas.microsoft.com/office/word/2010/wordprocessingCanvas" xmlns:cx="http://schemas.microsoft.com/office/drawing/2014/chartex" xmlns:cx1="http://schemas.microsoft.com/office/drawing/2015/9/8/chartex" xmlns:cx2="http://schemas.microsoft.com/office/drawing/2015/10/21/chartex" xmlns:cx3="http://schemas.microsoft.com/office/drawing/2016/5/9/chartex" xmlns:cx4="http://schemas.microsoft.com/office/drawing/2016/5/10/chartex" xmlns:cx5="http://schemas.microsoft.com/office/drawing/2016/5/11/chartex" xmlns:cx6="http://schemas.microsoft.com/office/drawing/2016/5/12/chartex" xmlns:cx7="http://schemas.microsoft.com/office/drawing/2016/5/13/chartex" xmlns:cx8="http://schemas.microsoft.com/office/drawing/2016/5/14/chartex" xmlns:mc="http://schemas.openxmlformats.org/markup-compatibility/2006" xmlns:aink="http://schemas.microsoft.com/office/drawing/2016/ink" xmlns:am3d="http://schemas.microsoft.com/office/drawing/2017/model3d" xmlns:o="urn:schemas-microsoft-com:office:office" xmlns:oel="http://schemas.microsoft.com/office/2019/extlst" xmlns:r="http://schemas.openxmlformats.org/officeDocument/2006/relationships" xmlns:m="http://schemas.openxmlformats.org/officeDocument/2006/math" xmlns:v="urn:schemas-microsoft-com:vml" xmlns:wp14="http://schemas.microsoft.com/office/word/2010/wordprocessingDrawing" xmlns:wp="http://schemas.openxmlformats.org/drawingml/2006/wordprocessingDrawing" xmlns:w10="urn:schemas-microsoft-com:office:word" xmlns:w="http://schemas.openxmlformats.org/wordprocessingml/2006/main" xmlns:w14="http://schemas.microsoft.com/office/word/2010/wordml" xmlns:w15="http://schemas.microsoft.com/office/word/2012/wordml" xmlns:w16cex="http://schemas.microsoft.com/office/word/2018/wordml/cex" xmlns:w16cid="http://schemas.microsoft.com/office/word/2016/wordml/cid" xmlns:w16="http://schemas.microsoft.com/office/word/2018/wordml" xmlns:w16du="http://schemas.microsoft.com/office/word/2023/wordml/word16du" xmlns:w16sdtdh="http://schemas.microsoft.com/office/word/2020/wordml/sdtdatahash" xmlns:w16sdtfl="http://schemas.microsoft.com/office/word/2024/wordml/sdtformatlock" xmlns:w16se="http://schemas.microsoft.com/office/word/2015/wordml/symex" xmlns:wpg="http://schemas.microsoft.com/office/word/2010/wordprocessingGroup" xmlns:wpi="http://schemas.microsoft.com/office/word/2010/wordprocessingInk" xmlns:wne="http://schemas.microsoft.com/office/word/2006/wordml" xmlns:wps="http://schemas.microsoft.com/office/word/2010/wordprocessingShape" mc:Ignorable="w14 w15 w16se w16cid w16 w16cex w16sdtdh w16sdtfl w16du wp14">
   <w:tbl>
     <w:tblPr>
       <w:tblW w:w="6410" w:type="pct"/>
@@ -8806,10 +9042,10 @@
 </file>
 
 <file path=word/numbering.xml><?xml version="1.0" encoding="utf-8"?>
-<w:numbering xmlns:wpc="http://schemas.microsoft.com/office/word/2010/wordprocessingCanvas" xmlns:cx="http://schemas.microsoft.com/office/drawing/2014/chartex" xmlns:cx1="http://schemas.microsoft.com/office/drawing/2015/9/8/chartex" xmlns:cx2="http://schemas.microsoft.com/office/drawing/2015/10/21/chartex" xmlns:cx3="http://schemas.microsoft.com/office/drawing/2016/5/9/chartex" xmlns:cx4="http://schemas.microsoft.com/office/drawing/2016/5/10/chartex" xmlns:cx5="http://schemas.microsoft.com/office/drawing/2016/5/11/chartex" xmlns:cx6="http://schemas.microsoft.com/office/drawing/2016/5/12/chartex" xmlns:cx7="http://schemas.microsoft.com/office/drawing/2016/5/13/chartex" xmlns:cx8="http://schemas.microsoft.com/office/drawing/2016/5/14/chartex" xmlns:mc="http://schemas.openxmlformats.org/markup-compatibility/2006" xmlns:aink="http://schemas.microsoft.com/office/drawing/2016/ink" xmlns:am3d="http://schemas.microsoft.com/office/drawing/2017/model3d" xmlns:o="urn:schemas-microsoft-com:office:office" xmlns:oel="http://schemas.microsoft.com/office/2019/extlst" xmlns:r="http://schemas.openxmlformats.org/officeDocument/2006/relationships" xmlns:m="http://schemas.openxmlformats.org/officeDocument/2006/math" xmlns:v="urn:schemas-microsoft-com:vml" xmlns:wp14="http://schemas.microsoft.com/office/word/2010/wordprocessingDrawing" xmlns:wp="http://schemas.openxmlformats.org/drawingml/2006/wordprocessingDrawing" xmlns:w10="urn:schemas-microsoft-com:office:word" xmlns:w="http://schemas.openxmlformats.org/wordprocessingml/2006/main" xmlns:w14="http://schemas.microsoft.com/office/word/2010/wordml" xmlns:w15="http://schemas.microsoft.com/office/word/2012/wordml" xmlns:w16cex="http://schemas.microsoft.com/office/word/2018/wordml/cex" xmlns:w16cid="http://schemas.microsoft.com/office/word/2016/wordml/cid" xmlns:w16="http://schemas.microsoft.com/office/word/2018/wordml" xmlns:w16du="http://schemas.microsoft.com/office/word/2023/wordml/word16du" xmlns:w16sdtdh="http://schemas.microsoft.com/office/word/2020/wordml/sdtdatahash" xmlns:w16se="http://schemas.microsoft.com/office/word/2015/wordml/symex" xmlns:wpg="http://schemas.microsoft.com/office/word/2010/wordprocessingGroup" xmlns:wpi="http://schemas.microsoft.com/office/word/2010/wordprocessingInk" xmlns:wne="http://schemas.microsoft.com/office/word/2006/wordml" xmlns:wps="http://schemas.microsoft.com/office/word/2010/wordprocessingShape" mc:Ignorable="w14 w15 w16se w16cid w16 w16cex w16sdtdh w16du wp14">
+<w:numbering xmlns:wpc="http://schemas.microsoft.com/office/word/2010/wordprocessingCanvas" xmlns:cx="http://schemas.microsoft.com/office/drawing/2014/chartex" xmlns:cx1="http://schemas.microsoft.com/office/drawing/2015/9/8/chartex" xmlns:cx2="http://schemas.microsoft.com/office/drawing/2015/10/21/chartex" xmlns:cx3="http://schemas.microsoft.com/office/drawing/2016/5/9/chartex" xmlns:cx4="http://schemas.microsoft.com/office/drawing/2016/5/10/chartex" xmlns:cx5="http://schemas.microsoft.com/office/drawing/2016/5/11/chartex" xmlns:cx6="http://schemas.microsoft.com/office/drawing/2016/5/12/chartex" xmlns:cx7="http://schemas.microsoft.com/office/drawing/2016/5/13/chartex" xmlns:cx8="http://schemas.microsoft.com/office/drawing/2016/5/14/chartex" xmlns:mc="http://schemas.openxmlformats.org/markup-compatibility/2006" xmlns:aink="http://schemas.microsoft.com/office/drawing/2016/ink" xmlns:am3d="http://schemas.microsoft.com/office/drawing/2017/model3d" xmlns:o="urn:schemas-microsoft-com:office:office" xmlns:oel="http://schemas.microsoft.com/office/2019/extlst" xmlns:r="http://schemas.openxmlformats.org/officeDocument/2006/relationships" xmlns:m="http://schemas.openxmlformats.org/officeDocument/2006/math" xmlns:v="urn:schemas-microsoft-com:vml" xmlns:wp14="http://schemas.microsoft.com/office/word/2010/wordprocessingDrawing" xmlns:wp="http://schemas.openxmlformats.org/drawingml/2006/wordprocessingDrawing" xmlns:w10="urn:schemas-microsoft-com:office:word" xmlns:w="http://schemas.openxmlformats.org/wordprocessingml/2006/main" xmlns:w14="http://schemas.microsoft.com/office/word/2010/wordml" xmlns:w15="http://schemas.microsoft.com/office/word/2012/wordml" xmlns:w16cex="http://schemas.microsoft.com/office/word/2018/wordml/cex" xmlns:w16cid="http://schemas.microsoft.com/office/word/2016/wordml/cid" xmlns:w16="http://schemas.microsoft.com/office/word/2018/wordml" xmlns:w16du="http://schemas.microsoft.com/office/word/2023/wordml/word16du" xmlns:w16sdtdh="http://schemas.microsoft.com/office/word/2020/wordml/sdtdatahash" xmlns:w16sdtfl="http://schemas.microsoft.com/office/word/2024/wordml/sdtformatlock" xmlns:w16se="http://schemas.microsoft.com/office/word/2015/wordml/symex" xmlns:wpg="http://schemas.microsoft.com/office/word/2010/wordprocessingGroup" xmlns:wpi="http://schemas.microsoft.com/office/word/2010/wordprocessingInk" xmlns:wne="http://schemas.microsoft.com/office/word/2006/wordml" xmlns:wps="http://schemas.microsoft.com/office/word/2010/wordprocessingShape" mc:Ignorable="w14 w15 w16se w16cid w16 w16cex w16sdtdh w16sdtfl w16du wp14">
   <w:numPicBullet w:numPicBulletId="0">
     <w:pict>
-      <v:rect id="_x0000_i1040" style="width:0;height:.75pt" o:hralign="center" o:bullet="t" o:hrstd="t" o:hrnoshade="t" o:hr="t" fillcolor="#404040" stroked="f"/>
+      <v:rect w14:anchorId="31BDEDF3" id="_x0000_i1025" style="width:0;height:.75pt" o:hralign="center" o:bullet="t" o:hrstd="t" o:hrnoshade="t" o:hr="t" fillcolor="#404040" stroked="f"/>
     </w:pict>
   </w:numPicBullet>
   <w:abstractNum w:abstractNumId="0" w15:restartNumberingAfterBreak="0">
@@ -13185,7 +13421,7 @@
 </file>
 
 <file path=word/styles.xml><?xml version="1.0" encoding="utf-8"?>
-<w:styles xmlns:mc="http://schemas.openxmlformats.org/markup-compatibility/2006" xmlns:r="http://schemas.openxmlformats.org/officeDocument/2006/relationships" xmlns:w="http://schemas.openxmlformats.org/wordprocessingml/2006/main" xmlns:w14="http://schemas.microsoft.com/office/word/2010/wordml" xmlns:w15="http://schemas.microsoft.com/office/word/2012/wordml" xmlns:w16cex="http://schemas.microsoft.com/office/word/2018/wordml/cex" xmlns:w16cid="http://schemas.microsoft.com/office/word/2016/wordml/cid" xmlns:w16="http://schemas.microsoft.com/office/word/2018/wordml" xmlns:w16du="http://schemas.microsoft.com/office/word/2023/wordml/word16du" xmlns:w16sdtdh="http://schemas.microsoft.com/office/word/2020/wordml/sdtdatahash" xmlns:w16se="http://schemas.microsoft.com/office/word/2015/wordml/symex" mc:Ignorable="w14 w15 w16se w16cid w16 w16cex w16sdtdh w16du">
+<w:styles xmlns:mc="http://schemas.openxmlformats.org/markup-compatibility/2006" xmlns:r="http://schemas.openxmlformats.org/officeDocument/2006/relationships" xmlns:w="http://schemas.openxmlformats.org/wordprocessingml/2006/main" xmlns:w14="http://schemas.microsoft.com/office/word/2010/wordml" xmlns:w15="http://schemas.microsoft.com/office/word/2012/wordml" xmlns:w16cex="http://schemas.microsoft.com/office/word/2018/wordml/cex" xmlns:w16cid="http://schemas.microsoft.com/office/word/2016/wordml/cid" xmlns:w16="http://schemas.microsoft.com/office/word/2018/wordml" xmlns:w16du="http://schemas.microsoft.com/office/word/2023/wordml/word16du" xmlns:w16sdtdh="http://schemas.microsoft.com/office/word/2020/wordml/sdtdatahash" xmlns:w16sdtfl="http://schemas.microsoft.com/office/word/2024/wordml/sdtformatlock" xmlns:w16se="http://schemas.microsoft.com/office/word/2015/wordml/symex" mc:Ignorable="w14 w15 w16se w16cid w16 w16cex w16sdtdh w16sdtfl w16du">
   <w:docDefaults>
     <w:rPrDefault>
       <w:rPr>
@@ -13653,6 +13889,7 @@
   <w:style w:type="character" w:default="1" w:styleId="DefaultParagraphFont">
     <w:name w:val="Default Paragraph Font"/>
     <w:uiPriority w:val="1"/>
+    <w:semiHidden/>
     <w:unhideWhenUsed/>
   </w:style>
   <w:style w:type="table" w:default="1" w:styleId="TableNormal">
@@ -14548,7 +14785,7 @@
 </file>
 
 <file path=word/glossary/document.xml><?xml version="1.0" encoding="utf-8"?>
-<w:glossaryDocument xmlns:wpc="http://schemas.microsoft.com/office/word/2010/wordprocessingCanvas" xmlns:cx="http://schemas.microsoft.com/office/drawing/2014/chartex" xmlns:cx1="http://schemas.microsoft.com/office/drawing/2015/9/8/chartex" xmlns:cx2="http://schemas.microsoft.com/office/drawing/2015/10/21/chartex" xmlns:cx3="http://schemas.microsoft.com/office/drawing/2016/5/9/chartex" xmlns:cx4="http://schemas.microsoft.com/office/drawing/2016/5/10/chartex" xmlns:cx5="http://schemas.microsoft.com/office/drawing/2016/5/11/chartex" xmlns:cx6="http://schemas.microsoft.com/office/drawing/2016/5/12/chartex" xmlns:cx7="http://schemas.microsoft.com/office/drawing/2016/5/13/chartex" xmlns:cx8="http://schemas.microsoft.com/office/drawing/2016/5/14/chartex" xmlns:mc="http://schemas.openxmlformats.org/markup-compatibility/2006" xmlns:aink="http://schemas.microsoft.com/office/drawing/2016/ink" xmlns:am3d="http://schemas.microsoft.com/office/drawing/2017/model3d" xmlns:o="urn:schemas-microsoft-com:office:office" xmlns:oel="http://schemas.microsoft.com/office/2019/extlst" xmlns:r="http://schemas.openxmlformats.org/officeDocument/2006/relationships" xmlns:m="http://schemas.openxmlformats.org/officeDocument/2006/math" xmlns:v="urn:schemas-microsoft-com:vml" xmlns:wp14="http://schemas.microsoft.com/office/word/2010/wordprocessingDrawing" xmlns:wp="http://schemas.openxmlformats.org/drawingml/2006/wordprocessingDrawing" xmlns:w10="urn:schemas-microsoft-com:office:word" xmlns:w="http://schemas.openxmlformats.org/wordprocessingml/2006/main" xmlns:w14="http://schemas.microsoft.com/office/word/2010/wordml" xmlns:w15="http://schemas.microsoft.com/office/word/2012/wordml" xmlns:w16cex="http://schemas.microsoft.com/office/word/2018/wordml/cex" xmlns:w16cid="http://schemas.microsoft.com/office/word/2016/wordml/cid" xmlns:w16="http://schemas.microsoft.com/office/word/2018/wordml" xmlns:w16du="http://schemas.microsoft.com/office/word/2023/wordml/word16du" xmlns:w16sdtdh="http://schemas.microsoft.com/office/word/2020/wordml/sdtdatahash" xmlns:w16se="http://schemas.microsoft.com/office/word/2015/wordml/symex" xmlns:wpg="http://schemas.microsoft.com/office/word/2010/wordprocessingGroup" xmlns:wpi="http://schemas.microsoft.com/office/word/2010/wordprocessingInk" xmlns:wne="http://schemas.microsoft.com/office/word/2006/wordml" xmlns:wps="http://schemas.microsoft.com/office/word/2010/wordprocessingShape" mc:Ignorable="w14 w15 w16se w16cid w16 w16cex w16sdtdh w16du wp14">
+<w:glossaryDocument xmlns:wpc="http://schemas.microsoft.com/office/word/2010/wordprocessingCanvas" xmlns:cx="http://schemas.microsoft.com/office/drawing/2014/chartex" xmlns:cx1="http://schemas.microsoft.com/office/drawing/2015/9/8/chartex" xmlns:cx2="http://schemas.microsoft.com/office/drawing/2015/10/21/chartex" xmlns:cx3="http://schemas.microsoft.com/office/drawing/2016/5/9/chartex" xmlns:cx4="http://schemas.microsoft.com/office/drawing/2016/5/10/chartex" xmlns:cx5="http://schemas.microsoft.com/office/drawing/2016/5/11/chartex" xmlns:cx6="http://schemas.microsoft.com/office/drawing/2016/5/12/chartex" xmlns:cx7="http://schemas.microsoft.com/office/drawing/2016/5/13/chartex" xmlns:cx8="http://schemas.microsoft.com/office/drawing/2016/5/14/chartex" xmlns:mc="http://schemas.openxmlformats.org/markup-compatibility/2006" xmlns:aink="http://schemas.microsoft.com/office/drawing/2016/ink" xmlns:am3d="http://schemas.microsoft.com/office/drawing/2017/model3d" xmlns:o="urn:schemas-microsoft-com:office:office" xmlns:oel="http://schemas.microsoft.com/office/2019/extlst" xmlns:r="http://schemas.openxmlformats.org/officeDocument/2006/relationships" xmlns:m="http://schemas.openxmlformats.org/officeDocument/2006/math" xmlns:v="urn:schemas-microsoft-com:vml" xmlns:wp14="http://schemas.microsoft.com/office/word/2010/wordprocessingDrawing" xmlns:wp="http://schemas.openxmlformats.org/drawingml/2006/wordprocessingDrawing" xmlns:w10="urn:schemas-microsoft-com:office:word" xmlns:w="http://schemas.openxmlformats.org/wordprocessingml/2006/main" xmlns:w14="http://schemas.microsoft.com/office/word/2010/wordml" xmlns:w15="http://schemas.microsoft.com/office/word/2012/wordml" xmlns:w16cex="http://schemas.microsoft.com/office/word/2018/wordml/cex" xmlns:w16cid="http://schemas.microsoft.com/office/word/2016/wordml/cid" xmlns:w16="http://schemas.microsoft.com/office/word/2018/wordml" xmlns:w16du="http://schemas.microsoft.com/office/word/2023/wordml/word16du" xmlns:w16sdtdh="http://schemas.microsoft.com/office/word/2020/wordml/sdtdatahash" xmlns:w16sdtfl="http://schemas.microsoft.com/office/word/2024/wordml/sdtformatlock" xmlns:w16se="http://schemas.microsoft.com/office/word/2015/wordml/symex" xmlns:wpg="http://schemas.microsoft.com/office/word/2010/wordprocessingGroup" xmlns:wpi="http://schemas.microsoft.com/office/word/2010/wordprocessingInk" xmlns:wne="http://schemas.microsoft.com/office/word/2006/wordml" xmlns:wps="http://schemas.microsoft.com/office/word/2010/wordprocessingShape" mc:Ignorable="w14 w15 w16se w16cid w16 w16cex w16sdtdh w16sdtfl w16du wp14">
   <w:docParts>
     <w:docPart>
       <w:docPartPr>
@@ -14633,7 +14870,7 @@
 </file>
 
 <file path=word/glossary/fontTable.xml><?xml version="1.0" encoding="utf-8"?>
-<w:fonts xmlns:mc="http://schemas.openxmlformats.org/markup-compatibility/2006" xmlns:r="http://schemas.openxmlformats.org/officeDocument/2006/relationships" xmlns:w="http://schemas.openxmlformats.org/wordprocessingml/2006/main" xmlns:w14="http://schemas.microsoft.com/office/word/2010/wordml" xmlns:w15="http://schemas.microsoft.com/office/word/2012/wordml" xmlns:w16cex="http://schemas.microsoft.com/office/word/2018/wordml/cex" xmlns:w16cid="http://schemas.microsoft.com/office/word/2016/wordml/cid" xmlns:w16="http://schemas.microsoft.com/office/word/2018/wordml" xmlns:w16du="http://schemas.microsoft.com/office/word/2023/wordml/word16du" xmlns:w16sdtdh="http://schemas.microsoft.com/office/word/2020/wordml/sdtdatahash" xmlns:w16se="http://schemas.microsoft.com/office/word/2015/wordml/symex" mc:Ignorable="w14 w15 w16se w16cid w16 w16cex w16sdtdh w16du">
+<w:fonts xmlns:mc="http://schemas.openxmlformats.org/markup-compatibility/2006" xmlns:r="http://schemas.openxmlformats.org/officeDocument/2006/relationships" xmlns:w="http://schemas.openxmlformats.org/wordprocessingml/2006/main" xmlns:w14="http://schemas.microsoft.com/office/word/2010/wordml" xmlns:w15="http://schemas.microsoft.com/office/word/2012/wordml" xmlns:w16cex="http://schemas.microsoft.com/office/word/2018/wordml/cex" xmlns:w16cid="http://schemas.microsoft.com/office/word/2016/wordml/cid" xmlns:w16="http://schemas.microsoft.com/office/word/2018/wordml" xmlns:w16du="http://schemas.microsoft.com/office/word/2023/wordml/word16du" xmlns:w16sdtdh="http://schemas.microsoft.com/office/word/2020/wordml/sdtdatahash" xmlns:w16sdtfl="http://schemas.microsoft.com/office/word/2024/wordml/sdtformatlock" xmlns:w16se="http://schemas.microsoft.com/office/word/2015/wordml/symex" mc:Ignorable="w14 w15 w16se w16cid w16 w16cex w16sdtdh w16sdtfl w16du">
   <w:font w:name="Cambria">
     <w:panose1 w:val="02040503050406030204"/>
     <w:charset w:val="00"/>
@@ -14726,7 +14963,7 @@
 </file>
 
 <file path=word/glossary/numbering.xml><?xml version="1.0" encoding="utf-8"?>
-<w:numbering xmlns:wpc="http://schemas.microsoft.com/office/word/2010/wordprocessingCanvas" xmlns:cx="http://schemas.microsoft.com/office/drawing/2014/chartex" xmlns:cx1="http://schemas.microsoft.com/office/drawing/2015/9/8/chartex" xmlns:cx2="http://schemas.microsoft.com/office/drawing/2015/10/21/chartex" xmlns:cx3="http://schemas.microsoft.com/office/drawing/2016/5/9/chartex" xmlns:cx4="http://schemas.microsoft.com/office/drawing/2016/5/10/chartex" xmlns:cx5="http://schemas.microsoft.com/office/drawing/2016/5/11/chartex" xmlns:cx6="http://schemas.microsoft.com/office/drawing/2016/5/12/chartex" xmlns:cx7="http://schemas.microsoft.com/office/drawing/2016/5/13/chartex" xmlns:cx8="http://schemas.microsoft.com/office/drawing/2016/5/14/chartex" xmlns:mc="http://schemas.openxmlformats.org/markup-compatibility/2006" xmlns:aink="http://schemas.microsoft.com/office/drawing/2016/ink" xmlns:am3d="http://schemas.microsoft.com/office/drawing/2017/model3d" xmlns:o="urn:schemas-microsoft-com:office:office" xmlns:oel="http://schemas.microsoft.com/office/2019/extlst" xmlns:r="http://schemas.openxmlformats.org/officeDocument/2006/relationships" xmlns:m="http://schemas.openxmlformats.org/officeDocument/2006/math" xmlns:v="urn:schemas-microsoft-com:vml" xmlns:wp14="http://schemas.microsoft.com/office/word/2010/wordprocessingDrawing" xmlns:wp="http://schemas.openxmlformats.org/drawingml/2006/wordprocessingDrawing" xmlns:w10="urn:schemas-microsoft-com:office:word" xmlns:w="http://schemas.openxmlformats.org/wordprocessingml/2006/main" xmlns:w14="http://schemas.microsoft.com/office/word/2010/wordml" xmlns:w15="http://schemas.microsoft.com/office/word/2012/wordml" xmlns:w16cex="http://schemas.microsoft.com/office/word/2018/wordml/cex" xmlns:w16cid="http://schemas.microsoft.com/office/word/2016/wordml/cid" xmlns:w16="http://schemas.microsoft.com/office/word/2018/wordml" xmlns:w16du="http://schemas.microsoft.com/office/word/2023/wordml/word16du" xmlns:w16sdtdh="http://schemas.microsoft.com/office/word/2020/wordml/sdtdatahash" xmlns:w16se="http://schemas.microsoft.com/office/word/2015/wordml/symex" xmlns:wpg="http://schemas.microsoft.com/office/word/2010/wordprocessingGroup" xmlns:wpi="http://schemas.microsoft.com/office/word/2010/wordprocessingInk" xmlns:wne="http://schemas.microsoft.com/office/word/2006/wordml" xmlns:wps="http://schemas.microsoft.com/office/word/2010/wordprocessingShape" mc:Ignorable="w14 w15 w16se w16cid w16 w16cex w16sdtdh w16du wp14">
+<w:numbering xmlns:wpc="http://schemas.microsoft.com/office/word/2010/wordprocessingCanvas" xmlns:cx="http://schemas.microsoft.com/office/drawing/2014/chartex" xmlns:cx1="http://schemas.microsoft.com/office/drawing/2015/9/8/chartex" xmlns:cx2="http://schemas.microsoft.com/office/drawing/2015/10/21/chartex" xmlns:cx3="http://schemas.microsoft.com/office/drawing/2016/5/9/chartex" xmlns:cx4="http://schemas.microsoft.com/office/drawing/2016/5/10/chartex" xmlns:cx5="http://schemas.microsoft.com/office/drawing/2016/5/11/chartex" xmlns:cx6="http://schemas.microsoft.com/office/drawing/2016/5/12/chartex" xmlns:cx7="http://schemas.microsoft.com/office/drawing/2016/5/13/chartex" xmlns:cx8="http://schemas.microsoft.com/office/drawing/2016/5/14/chartex" xmlns:mc="http://schemas.openxmlformats.org/markup-compatibility/2006" xmlns:aink="http://schemas.microsoft.com/office/drawing/2016/ink" xmlns:am3d="http://schemas.microsoft.com/office/drawing/2017/model3d" xmlns:o="urn:schemas-microsoft-com:office:office" xmlns:oel="http://schemas.microsoft.com/office/2019/extlst" xmlns:r="http://schemas.openxmlformats.org/officeDocument/2006/relationships" xmlns:m="http://schemas.openxmlformats.org/officeDocument/2006/math" xmlns:v="urn:schemas-microsoft-com:vml" xmlns:wp14="http://schemas.microsoft.com/office/word/2010/wordprocessingDrawing" xmlns:wp="http://schemas.openxmlformats.org/drawingml/2006/wordprocessingDrawing" xmlns:w10="urn:schemas-microsoft-com:office:word" xmlns:w="http://schemas.openxmlformats.org/wordprocessingml/2006/main" xmlns:w14="http://schemas.microsoft.com/office/word/2010/wordml" xmlns:w15="http://schemas.microsoft.com/office/word/2012/wordml" xmlns:w16cex="http://schemas.microsoft.com/office/word/2018/wordml/cex" xmlns:w16cid="http://schemas.microsoft.com/office/word/2016/wordml/cid" xmlns:w16="http://schemas.microsoft.com/office/word/2018/wordml" xmlns:w16du="http://schemas.microsoft.com/office/word/2023/wordml/word16du" xmlns:w16sdtdh="http://schemas.microsoft.com/office/word/2020/wordml/sdtdatahash" xmlns:w16sdtfl="http://schemas.microsoft.com/office/word/2024/wordml/sdtformatlock" xmlns:w16se="http://schemas.microsoft.com/office/word/2015/wordml/symex" xmlns:wpg="http://schemas.microsoft.com/office/word/2010/wordprocessingGroup" xmlns:wpi="http://schemas.microsoft.com/office/word/2010/wordprocessingInk" xmlns:wne="http://schemas.microsoft.com/office/word/2006/wordml" xmlns:wps="http://schemas.microsoft.com/office/word/2010/wordprocessingShape" mc:Ignorable="w14 w15 w16se w16cid w16 w16cex w16sdtdh w16sdtfl w16du wp14">
   <w:abstractNum w:abstractNumId="0" w15:restartNumberingAfterBreak="0">
     <w:nsid w:val="FFFFFF89"/>
     <w:multiLevelType w:val="singleLevel"/>
@@ -14753,7 +14990,7 @@
 </file>
 
 <file path=word/glossary/settings.xml><?xml version="1.0" encoding="utf-8"?>
-<w:settings xmlns:mc="http://schemas.openxmlformats.org/markup-compatibility/2006" xmlns:o="urn:schemas-microsoft-com:office:office" xmlns:r="http://schemas.openxmlformats.org/officeDocument/2006/relationships" xmlns:m="http://schemas.openxmlformats.org/officeDocument/2006/math" xmlns:v="urn:schemas-microsoft-com:vml" xmlns:w10="urn:schemas-microsoft-com:office:word" xmlns:w="http://schemas.openxmlformats.org/wordprocessingml/2006/main" xmlns:w14="http://schemas.microsoft.com/office/word/2010/wordml" xmlns:w15="http://schemas.microsoft.com/office/word/2012/wordml" xmlns:w16cex="http://schemas.microsoft.com/office/word/2018/wordml/cex" xmlns:w16cid="http://schemas.microsoft.com/office/word/2016/wordml/cid" xmlns:w16="http://schemas.microsoft.com/office/word/2018/wordml" xmlns:w16du="http://schemas.microsoft.com/office/word/2023/wordml/word16du" xmlns:w16sdtdh="http://schemas.microsoft.com/office/word/2020/wordml/sdtdatahash" xmlns:w16se="http://schemas.microsoft.com/office/word/2015/wordml/symex" xmlns:sl="http://schemas.openxmlformats.org/schemaLibrary/2006/main" mc:Ignorable="w14 w15 w16se w16cid w16 w16cex w16sdtdh w16du">
+<w:settings xmlns:mc="http://schemas.openxmlformats.org/markup-compatibility/2006" xmlns:o="urn:schemas-microsoft-com:office:office" xmlns:r="http://schemas.openxmlformats.org/officeDocument/2006/relationships" xmlns:m="http://schemas.openxmlformats.org/officeDocument/2006/math" xmlns:v="urn:schemas-microsoft-com:vml" xmlns:w10="urn:schemas-microsoft-com:office:word" xmlns:w="http://schemas.openxmlformats.org/wordprocessingml/2006/main" xmlns:w14="http://schemas.microsoft.com/office/word/2010/wordml" xmlns:w15="http://schemas.microsoft.com/office/word/2012/wordml" xmlns:w16cex="http://schemas.microsoft.com/office/word/2018/wordml/cex" xmlns:w16cid="http://schemas.microsoft.com/office/word/2016/wordml/cid" xmlns:w16="http://schemas.microsoft.com/office/word/2018/wordml" xmlns:w16du="http://schemas.microsoft.com/office/word/2023/wordml/word16du" xmlns:w16sdtdh="http://schemas.microsoft.com/office/word/2020/wordml/sdtdatahash" xmlns:w16sdtfl="http://schemas.microsoft.com/office/word/2024/wordml/sdtformatlock" xmlns:w16se="http://schemas.microsoft.com/office/word/2015/wordml/symex" xmlns:sl="http://schemas.openxmlformats.org/schemaLibrary/2006/main" mc:Ignorable="w14 w15 w16se w16cid w16 w16cex w16sdtdh w16sdtfl w16du">
   <w:view w:val="normal"/>
   <w:defaultTabStop w:val="720"/>
   <w:characterSpacingControl w:val="doNotCompress"/>
@@ -14791,6 +15028,7 @@
     <w:rsid w:val="00695677"/>
     <w:rsid w:val="006C2E1F"/>
     <w:rsid w:val="0075317F"/>
+    <w:rsid w:val="007F3958"/>
     <w:rsid w:val="00814B81"/>
     <w:rsid w:val="008456E9"/>
     <w:rsid w:val="008A4AE7"/>
@@ -14811,6 +15049,7 @@
     <w:rsid w:val="00D02BF5"/>
     <w:rsid w:val="00D248BA"/>
     <w:rsid w:val="00D56FB7"/>
+    <w:rsid w:val="00DC0982"/>
     <w:rsid w:val="00E02997"/>
     <w:rsid w:val="00E552F8"/>
     <w:rsid w:val="00E97C42"/>
@@ -14842,7 +15081,7 @@
 </file>
 
 <file path=word/glossary/styles.xml><?xml version="1.0" encoding="utf-8"?>
-<w:styles xmlns:mc="http://schemas.openxmlformats.org/markup-compatibility/2006" xmlns:r="http://schemas.openxmlformats.org/officeDocument/2006/relationships" xmlns:w="http://schemas.openxmlformats.org/wordprocessingml/2006/main" xmlns:w14="http://schemas.microsoft.com/office/word/2010/wordml" xmlns:w15="http://schemas.microsoft.com/office/word/2012/wordml" xmlns:w16cex="http://schemas.microsoft.com/office/word/2018/wordml/cex" xmlns:w16cid="http://schemas.microsoft.com/office/word/2016/wordml/cid" xmlns:w16="http://schemas.microsoft.com/office/word/2018/wordml" xmlns:w16du="http://schemas.microsoft.com/office/word/2023/wordml/word16du" xmlns:w16sdtdh="http://schemas.microsoft.com/office/word/2020/wordml/sdtdatahash" xmlns:w16se="http://schemas.microsoft.com/office/word/2015/wordml/symex" mc:Ignorable="w14 w15 w16se w16cid w16 w16cex w16sdtdh w16du">
+<w:styles xmlns:mc="http://schemas.openxmlformats.org/markup-compatibility/2006" xmlns:r="http://schemas.openxmlformats.org/officeDocument/2006/relationships" xmlns:w="http://schemas.openxmlformats.org/wordprocessingml/2006/main" xmlns:w14="http://schemas.microsoft.com/office/word/2010/wordml" xmlns:w15="http://schemas.microsoft.com/office/word/2012/wordml" xmlns:w16cex="http://schemas.microsoft.com/office/word/2018/wordml/cex" xmlns:w16cid="http://schemas.microsoft.com/office/word/2016/wordml/cid" xmlns:w16="http://schemas.microsoft.com/office/word/2018/wordml" xmlns:w16du="http://schemas.microsoft.com/office/word/2023/wordml/word16du" xmlns:w16sdtdh="http://schemas.microsoft.com/office/word/2020/wordml/sdtdatahash" xmlns:w16sdtfl="http://schemas.microsoft.com/office/word/2024/wordml/sdtformatlock" xmlns:w16se="http://schemas.microsoft.com/office/word/2015/wordml/symex" mc:Ignorable="w14 w15 w16se w16cid w16 w16cex w16sdtdh w16sdtfl w16du">
   <w:docDefaults>
     <w:rPrDefault>
       <w:rPr>
@@ -15309,7 +15548,7 @@
 </file>
 
 <file path=word/glossary/webSettings.xml><?xml version="1.0" encoding="utf-8"?>
-<w:webSettings xmlns:mc="http://schemas.openxmlformats.org/markup-compatibility/2006" xmlns:r="http://schemas.openxmlformats.org/officeDocument/2006/relationships" xmlns:w="http://schemas.openxmlformats.org/wordprocessingml/2006/main" xmlns:w14="http://schemas.microsoft.com/office/word/2010/wordml" xmlns:w15="http://schemas.microsoft.com/office/word/2012/wordml" xmlns:w16cex="http://schemas.microsoft.com/office/word/2018/wordml/cex" xmlns:w16cid="http://schemas.microsoft.com/office/word/2016/wordml/cid" xmlns:w16="http://schemas.microsoft.com/office/word/2018/wordml" xmlns:w16du="http://schemas.microsoft.com/office/word/2023/wordml/word16du" xmlns:w16sdtdh="http://schemas.microsoft.com/office/word/2020/wordml/sdtdatahash" xmlns:w16se="http://schemas.microsoft.com/office/word/2015/wordml/symex" mc:Ignorable="w14 w15 w16se w16cid w16 w16cex w16sdtdh w16du">
+<w:webSettings xmlns:mc="http://schemas.openxmlformats.org/markup-compatibility/2006" xmlns:r="http://schemas.openxmlformats.org/officeDocument/2006/relationships" xmlns:w="http://schemas.openxmlformats.org/wordprocessingml/2006/main" xmlns:w14="http://schemas.microsoft.com/office/word/2010/wordml" xmlns:w15="http://schemas.microsoft.com/office/word/2012/wordml" xmlns:w16cex="http://schemas.microsoft.com/office/word/2018/wordml/cex" xmlns:w16cid="http://schemas.microsoft.com/office/word/2016/wordml/cid" xmlns:w16="http://schemas.microsoft.com/office/word/2018/wordml" xmlns:w16du="http://schemas.microsoft.com/office/word/2023/wordml/word16du" xmlns:w16sdtdh="http://schemas.microsoft.com/office/word/2020/wordml/sdtdatahash" xmlns:w16sdtfl="http://schemas.microsoft.com/office/word/2024/wordml/sdtformatlock" xmlns:w16se="http://schemas.microsoft.com/office/word/2015/wordml/symex" mc:Ignorable="w14 w15 w16se w16cid w16 w16cex w16sdtdh w16sdtfl w16du">
   <w:optimizeForBrowser/>
   <w:allowPNG/>
 </w:webSettings>

--- a/IT351_Project-Phase 1 (2).docx
+++ b/IT351_Project-Phase 1 (2).docx
@@ -2445,19 +2445,8 @@
                                           <w:sz w:val="28"/>
                                           <w:szCs w:val="28"/>
                                         </w:rPr>
-                                        <w:t xml:space="preserve">Saad </w:t>
+                                        <w:t>Saad Alnuwaibet</w:t>
                                       </w:r>
-                                      <w:proofErr w:type="spellStart"/>
-                                      <w:r>
-                                        <w:rPr>
-                                          <w:b/>
-                                          <w:bCs/>
-                                          <w:sz w:val="28"/>
-                                          <w:szCs w:val="28"/>
-                                        </w:rPr>
-                                        <w:t>Alnuwaibet</w:t>
-                                      </w:r>
-                                      <w:proofErr w:type="spellEnd"/>
                                     </w:p>
                                     <w:p>
                                       <w:pPr>
@@ -2524,7 +2513,6 @@
                                           <w:szCs w:val="28"/>
                                         </w:rPr>
                                       </w:pPr>
-                                      <w:proofErr w:type="gramStart"/>
                                       <w:r>
                                         <w:rPr>
                                           <w:b/>
@@ -2541,17 +2529,7 @@
                                           <w:sz w:val="28"/>
                                           <w:szCs w:val="28"/>
                                         </w:rPr>
-                                        <w:t>S</w:t>
-                                      </w:r>
-                                      <w:proofErr w:type="gramEnd"/>
-                                      <w:r>
-                                        <w:rPr>
-                                          <w:b/>
-                                          <w:bCs/>
-                                          <w:sz w:val="28"/>
-                                          <w:szCs w:val="28"/>
-                                        </w:rPr>
-                                        <w:t>240032977</w:t>
+                                        <w:t>S240032977</w:t>
                                       </w:r>
                                     </w:p>
                                     <w:p>
@@ -2810,19 +2788,8 @@
                                     <w:sz w:val="28"/>
                                     <w:szCs w:val="28"/>
                                   </w:rPr>
-                                  <w:t xml:space="preserve">Saad </w:t>
+                                  <w:t>Saad Alnuwaibet</w:t>
                                 </w:r>
-                                <w:proofErr w:type="spellStart"/>
-                                <w:r>
-                                  <w:rPr>
-                                    <w:b/>
-                                    <w:bCs/>
-                                    <w:sz w:val="28"/>
-                                    <w:szCs w:val="28"/>
-                                  </w:rPr>
-                                  <w:t>Alnuwaibet</w:t>
-                                </w:r>
-                                <w:proofErr w:type="spellEnd"/>
                               </w:p>
                               <w:p>
                                 <w:pPr>
@@ -2889,7 +2856,6 @@
                                     <w:szCs w:val="28"/>
                                   </w:rPr>
                                 </w:pPr>
-                                <w:proofErr w:type="gramStart"/>
                                 <w:r>
                                   <w:rPr>
                                     <w:b/>
@@ -2906,17 +2872,7 @@
                                     <w:sz w:val="28"/>
                                     <w:szCs w:val="28"/>
                                   </w:rPr>
-                                  <w:t>S</w:t>
-                                </w:r>
-                                <w:proofErr w:type="gramEnd"/>
-                                <w:r>
-                                  <w:rPr>
-                                    <w:b/>
-                                    <w:bCs/>
-                                    <w:sz w:val="28"/>
-                                    <w:szCs w:val="28"/>
-                                  </w:rPr>
-                                  <w:t>240032977</w:t>
+                                  <w:t>S240032977</w:t>
                                 </w:r>
                               </w:p>
                               <w:p>
@@ -3868,47 +3824,7 @@
           <w:sz w:val="24"/>
           <w:szCs w:val="24"/>
         </w:rPr>
-        <w:t xml:space="preserve">A university operates two campuses: a Main Campus and a Branch Campus. Each campus network is treated as a separate WAN site. Your task is to design and configure, in Cisco Packet Tracer, a network that successfully transmits data packets from a device in any LAN </w:t>
-      </w:r>
-      <w:proofErr w:type="spellStart"/>
-      <w:r>
-        <w:rPr>
-          <w:rFonts w:ascii="Times New Roman" w:eastAsia="Times New Roman" w:hAnsi="Times New Roman" w:cs="Times New Roman"/>
-          <w:color w:val="auto"/>
-          <w:sz w:val="24"/>
-          <w:szCs w:val="24"/>
-        </w:rPr>
-        <w:t>of</w:t>
-      </w:r>
-      <w:proofErr w:type="spellEnd"/>
-      <w:r>
-        <w:rPr>
-          <w:rFonts w:ascii="Times New Roman" w:eastAsia="Times New Roman" w:hAnsi="Times New Roman" w:cs="Times New Roman"/>
-          <w:color w:val="auto"/>
-          <w:sz w:val="24"/>
-          <w:szCs w:val="24"/>
-        </w:rPr>
-        <w:t xml:space="preserve"> WAN 1 (Main Campus) to a device in any LAN </w:t>
-      </w:r>
-      <w:proofErr w:type="spellStart"/>
-      <w:r>
-        <w:rPr>
-          <w:rFonts w:ascii="Times New Roman" w:eastAsia="Times New Roman" w:hAnsi="Times New Roman" w:cs="Times New Roman"/>
-          <w:color w:val="auto"/>
-          <w:sz w:val="24"/>
-          <w:szCs w:val="24"/>
-        </w:rPr>
-        <w:t>of</w:t>
-      </w:r>
-      <w:proofErr w:type="spellEnd"/>
-      <w:r>
-        <w:rPr>
-          <w:rFonts w:ascii="Times New Roman" w:eastAsia="Times New Roman" w:hAnsi="Times New Roman" w:cs="Times New Roman"/>
-          <w:color w:val="auto"/>
-          <w:sz w:val="24"/>
-          <w:szCs w:val="24"/>
-        </w:rPr>
-        <w:t xml:space="preserve"> WAN 2 (Branch Campus). Each WAN contains 2 LANs, and each LAN has 3 end devices. </w:t>
+        <w:t xml:space="preserve">A university operates two campuses: a Main Campus and a Branch Campus. Each campus network is treated as a separate WAN site. Your task is to design and configure, in Cisco Packet Tracer, a network that successfully transmits data packets from a device in any LAN of WAN 1 (Main Campus) to a device in any LAN of WAN 2 (Branch Campus). Each WAN contains 2 LANs, and each LAN has 3 end devices. </w:t>
       </w:r>
     </w:p>
     <w:p>
@@ -4054,27 +3970,7 @@
           <w:sz w:val="24"/>
           <w:szCs w:val="24"/>
         </w:rPr>
-        <w:t>Assign private IP addresses to the devices in each LAN (e.g., use 172.16.</w:t>
-      </w:r>
-      <w:proofErr w:type="gramStart"/>
-      <w:r>
-        <w:rPr>
-          <w:rFonts w:ascii="Times New Roman" w:eastAsia="Times New Roman" w:hAnsi="Times New Roman" w:cs="Times New Roman"/>
-          <w:color w:val="auto"/>
-          <w:sz w:val="24"/>
-          <w:szCs w:val="24"/>
-        </w:rPr>
-        <w:t>10.0</w:t>
-      </w:r>
-      <w:proofErr w:type="gramEnd"/>
-      <w:r>
-        <w:rPr>
-          <w:rFonts w:ascii="Times New Roman" w:eastAsia="Times New Roman" w:hAnsi="Times New Roman" w:cs="Times New Roman"/>
-          <w:color w:val="auto"/>
-          <w:sz w:val="24"/>
-          <w:szCs w:val="24"/>
-        </w:rPr>
-        <w:t>/24 for LAN 1 and 172.16.20.0/24 for LAN 2).</w:t>
+        <w:t>Assign private IP addresses to the devices in each LAN (e.g., use 172.16.10.0/24 for LAN 1 and 172.16.20.0/24 for LAN 2).</w:t>
       </w:r>
     </w:p>
     <w:p>
@@ -5147,25 +5043,7 @@
           <w:sz w:val="24"/>
           <w:szCs w:val="24"/>
         </w:rPr>
-        <w:t xml:space="preserve">Students are required to submit a short </w:t>
-      </w:r>
-      <w:proofErr w:type="gramStart"/>
-      <w:r>
-        <w:rPr>
-          <w:rFonts w:ascii="Times New Roman" w:hAnsi="Times New Roman" w:cs="Times New Roman"/>
-          <w:sz w:val="24"/>
-          <w:szCs w:val="24"/>
-        </w:rPr>
-        <w:t>mid progress</w:t>
-      </w:r>
-      <w:proofErr w:type="gramEnd"/>
-      <w:r>
-        <w:rPr>
-          <w:rFonts w:ascii="Times New Roman" w:hAnsi="Times New Roman" w:cs="Times New Roman"/>
-          <w:sz w:val="24"/>
-          <w:szCs w:val="24"/>
-        </w:rPr>
-        <w:t xml:space="preserve"> report, which must include the following:</w:t>
+        <w:t>Students are required to submit a short mid progress report, which must include the following:</w:t>
       </w:r>
     </w:p>
     <w:p>
@@ -5325,25 +5203,7 @@
           <w:sz w:val="24"/>
           <w:szCs w:val="24"/>
         </w:rPr>
-        <w:t xml:space="preserve">Describe one genuine problem faced so far (technical or organizational) and its </w:t>
-      </w:r>
-      <w:proofErr w:type="gramStart"/>
-      <w:r>
-        <w:rPr>
-          <w:rFonts w:ascii="Times New Roman" w:hAnsi="Times New Roman" w:cs="Times New Roman"/>
-          <w:sz w:val="24"/>
-          <w:szCs w:val="24"/>
-        </w:rPr>
-        <w:t>current status</w:t>
-      </w:r>
-      <w:proofErr w:type="gramEnd"/>
-      <w:r>
-        <w:rPr>
-          <w:rFonts w:ascii="Times New Roman" w:hAnsi="Times New Roman" w:cs="Times New Roman"/>
-          <w:sz w:val="24"/>
-          <w:szCs w:val="24"/>
-        </w:rPr>
-        <w:t xml:space="preserve"> (resolved / in progress).</w:t>
+        <w:t>Describe one genuine problem faced so far (technical or organizational) and its current status (resolved / in progress).</w:t>
       </w:r>
     </w:p>
     <w:p>
@@ -5601,7 +5461,23 @@
           <w:sz w:val="24"/>
           <w:szCs w:val="24"/>
         </w:rPr>
-        <w:t>Live report document (with edit history): [link]</w:t>
+        <w:t>Live report document (with edit history): [</w:t>
+      </w:r>
+      <w:r>
+        <w:rPr>
+          <w:rFonts w:ascii="Times New Roman" w:hAnsi="Times New Roman" w:cs="Times New Roman"/>
+          <w:sz w:val="24"/>
+          <w:szCs w:val="24"/>
+        </w:rPr>
+        <w:t>f98ad2feb20b1f1412fa0e1b000991ee386c7573</w:t>
+      </w:r>
+      <w:r>
+        <w:rPr>
+          <w:rFonts w:ascii="Times New Roman" w:hAnsi="Times New Roman" w:cs="Times New Roman"/>
+          <w:sz w:val="24"/>
+          <w:szCs w:val="24"/>
+        </w:rPr>
+        <w:t>]</w:t>
       </w:r>
     </w:p>
     <w:p>
@@ -5625,7 +5501,23 @@
           <w:sz w:val="24"/>
           <w:szCs w:val="24"/>
         </w:rPr>
-        <w:t>GitHub/GitLab repository (with commit history): [link]</w:t>
+        <w:t>GitHub/GitLab repository (with commit history): [</w:t>
+      </w:r>
+      <w:r>
+        <w:rPr>
+          <w:rFonts w:ascii="Times New Roman" w:hAnsi="Times New Roman" w:cs="Times New Roman"/>
+          <w:sz w:val="24"/>
+          <w:szCs w:val="24"/>
+        </w:rPr>
+        <w:t>https://github.com/fahadakramxd-svg/351-project-phase-1-.git</w:t>
+      </w:r>
+      <w:r>
+        <w:rPr>
+          <w:rFonts w:ascii="Times New Roman" w:hAnsi="Times New Roman" w:cs="Times New Roman"/>
+          <w:sz w:val="24"/>
+          <w:szCs w:val="24"/>
+        </w:rPr>
+        <w:t>]</w:t>
       </w:r>
     </w:p>
     <w:p>
@@ -5649,7 +5541,42 @@
           <w:sz w:val="24"/>
           <w:szCs w:val="24"/>
         </w:rPr>
-        <w:t>Packet Tracer project file (.pkt): [link or attached]</w:t>
+        <w:t>Packet Tracer project file (.pkt): [</w:t>
+      </w:r>
+      <w:r>
+        <w:object w:dxaOrig="1541" w:dyaOrig="998" w14:anchorId="14DAF0B7">
+          <v:shapetype id="_x0000_t75" coordsize="21600,21600" o:spt="75" o:preferrelative="t" path="m@4@5l@4@11@9@11@9@5xe" filled="f" stroked="f">
+            <v:stroke joinstyle="miter"/>
+            <v:formulas>
+              <v:f eqn="if lineDrawn pixelLineWidth 0"/>
+              <v:f eqn="sum @0 1 0"/>
+              <v:f eqn="sum 0 0 @1"/>
+              <v:f eqn="prod @2 1 2"/>
+              <v:f eqn="prod @3 21600 pixelWidth"/>
+              <v:f eqn="prod @3 21600 pixelHeight"/>
+              <v:f eqn="sum @0 0 1"/>
+              <v:f eqn="prod @6 1 2"/>
+              <v:f eqn="prod @7 21600 pixelWidth"/>
+              <v:f eqn="sum @8 21600 0"/>
+              <v:f eqn="prod @7 21600 pixelHeight"/>
+              <v:f eqn="sum @10 21600 0"/>
+            </v:formulas>
+            <v:path o:extrusionok="f" gradientshapeok="t" o:connecttype="rect"/>
+            <o:lock v:ext="edit" aspectratio="t"/>
+          </v:shapetype>
+          <v:shape id="_x0000_i1031" type="#_x0000_t75" style="width:77.25pt;height:50.25pt" o:ole="">
+            <v:imagedata r:id="rId15" o:title=""/>
+          </v:shape>
+          <o:OLEObject Type="Embed" ProgID="Package" ShapeID="_x0000_i1031" DrawAspect="Icon" ObjectID="_1846617877" r:id="rId16"/>
+        </w:object>
+      </w:r>
+      <w:r>
+        <w:rPr>
+          <w:rFonts w:ascii="Times New Roman" w:hAnsi="Times New Roman" w:cs="Times New Roman"/>
+          <w:sz w:val="24"/>
+          <w:szCs w:val="24"/>
+        </w:rPr>
+        <w:t>]</w:t>
       </w:r>
     </w:p>
     <w:p>
@@ -5677,25 +5604,7 @@
           <w:sz w:val="24"/>
           <w:szCs w:val="24"/>
         </w:rPr>
-        <w:t xml:space="preserve">Students must not write their report elsewhere and paste the final </w:t>
-      </w:r>
-      <w:proofErr w:type="gramStart"/>
-      <w:r>
-        <w:rPr>
-          <w:rFonts w:ascii="Times New Roman" w:hAnsi="Times New Roman" w:cs="Times New Roman"/>
-          <w:sz w:val="24"/>
-          <w:szCs w:val="24"/>
-        </w:rPr>
-        <w:t>version in</w:t>
-      </w:r>
-      <w:proofErr w:type="gramEnd"/>
-      <w:r>
-        <w:rPr>
-          <w:rFonts w:ascii="Times New Roman" w:hAnsi="Times New Roman" w:cs="Times New Roman"/>
-          <w:sz w:val="24"/>
-          <w:szCs w:val="24"/>
-        </w:rPr>
-        <w:t xml:space="preserve"> at the last minute. They also must not make a single commit containing the entire project. Both are treated as red flags regardless of the quality of the final work.</w:t>
+        <w:t>Students must not write their report elsewhere and paste the final version in at the last minute. They also must not make a single commit containing the entire project. Both are treated as red flags regardless of the quality of the final work.</w:t>
       </w:r>
     </w:p>
     <w:p>
@@ -6192,25 +6101,7 @@
           <w:sz w:val="24"/>
           <w:szCs w:val="24"/>
         </w:rPr>
-        <w:t xml:space="preserve">Students are required to submit a short </w:t>
-      </w:r>
-      <w:proofErr w:type="gramStart"/>
-      <w:r>
-        <w:rPr>
-          <w:rFonts w:ascii="Times New Roman" w:hAnsi="Times New Roman" w:cs="Times New Roman"/>
-          <w:sz w:val="24"/>
-          <w:szCs w:val="24"/>
-        </w:rPr>
-        <w:t>mid progress</w:t>
-      </w:r>
-      <w:proofErr w:type="gramEnd"/>
-      <w:r>
-        <w:rPr>
-          <w:rFonts w:ascii="Times New Roman" w:hAnsi="Times New Roman" w:cs="Times New Roman"/>
-          <w:sz w:val="24"/>
-          <w:szCs w:val="24"/>
-        </w:rPr>
-        <w:t xml:space="preserve"> report, which must include the following:</w:t>
+        <w:t>Students are required to submit a short mid progress report, which must include the following:</w:t>
       </w:r>
     </w:p>
     <w:p>
@@ -6353,25 +6244,7 @@
           <w:sz w:val="24"/>
           <w:szCs w:val="24"/>
         </w:rPr>
-        <w:t xml:space="preserve">Describe one genuine problem faced so far (technical or organizational) and its </w:t>
-      </w:r>
-      <w:proofErr w:type="gramStart"/>
-      <w:r>
-        <w:rPr>
-          <w:rFonts w:ascii="Times New Roman" w:hAnsi="Times New Roman" w:cs="Times New Roman"/>
-          <w:sz w:val="24"/>
-          <w:szCs w:val="24"/>
-        </w:rPr>
-        <w:t>current status</w:t>
-      </w:r>
-      <w:proofErr w:type="gramEnd"/>
-      <w:r>
-        <w:rPr>
-          <w:rFonts w:ascii="Times New Roman" w:hAnsi="Times New Roman" w:cs="Times New Roman"/>
-          <w:sz w:val="24"/>
-          <w:szCs w:val="24"/>
-        </w:rPr>
-        <w:t xml:space="preserve"> (resolved / in progress).</w:t>
+        <w:t>Describe one genuine problem faced so far (technical or organizational) and its current status (resolved / in progress).</w:t>
       </w:r>
     </w:p>
     <w:p>
@@ -6474,7 +6347,7 @@
                     <pic:cNvPicPr/>
                   </pic:nvPicPr>
                   <pic:blipFill>
-                    <a:blip r:embed="rId15"/>
+                    <a:blip r:embed="rId17"/>
                     <a:stretch>
                       <a:fillRect/>
                     </a:stretch>
@@ -6517,7 +6390,7 @@
                     <pic:cNvPicPr/>
                   </pic:nvPicPr>
                   <pic:blipFill>
-                    <a:blip r:embed="rId16"/>
+                    <a:blip r:embed="rId18"/>
                     <a:stretch>
                       <a:fillRect/>
                     </a:stretch>
@@ -6561,7 +6434,7 @@
                     <pic:cNvPicPr/>
                   </pic:nvPicPr>
                   <pic:blipFill>
-                    <a:blip r:embed="rId17"/>
+                    <a:blip r:embed="rId19"/>
                     <a:stretch>
                       <a:fillRect/>
                     </a:stretch>
@@ -6604,7 +6477,7 @@
                     <pic:cNvPicPr/>
                   </pic:nvPicPr>
                   <pic:blipFill>
-                    <a:blip r:embed="rId18"/>
+                    <a:blip r:embed="rId20"/>
                     <a:stretch>
                       <a:fillRect/>
                     </a:stretch>
@@ -6648,7 +6521,7 @@
                     <pic:cNvPicPr/>
                   </pic:nvPicPr>
                   <pic:blipFill>
-                    <a:blip r:embed="rId19"/>
+                    <a:blip r:embed="rId21"/>
                     <a:stretch>
                       <a:fillRect/>
                     </a:stretch>
@@ -6715,27 +6588,7 @@
           <w:szCs w:val="24"/>
           <w:lang w:val="en-GB" w:bidi="ar-EG"/>
         </w:rPr>
-        <w:t xml:space="preserve">Cisco Packet Tracer had been </w:t>
-      </w:r>
-      <w:proofErr w:type="gramStart"/>
-      <w:r>
-        <w:rPr>
-          <w:rFonts w:ascii="Times New Roman" w:eastAsia="Times New Roman" w:hAnsi="Times New Roman" w:cs="Times New Roman"/>
-          <w:sz w:val="24"/>
-          <w:szCs w:val="24"/>
-          <w:lang w:val="en-GB" w:bidi="ar-EG"/>
-        </w:rPr>
-        <w:t>installed</w:t>
-      </w:r>
-      <w:proofErr w:type="gramEnd"/>
-      <w:r>
-        <w:rPr>
-          <w:rFonts w:ascii="Times New Roman" w:eastAsia="Times New Roman" w:hAnsi="Times New Roman" w:cs="Times New Roman"/>
-          <w:sz w:val="24"/>
-          <w:szCs w:val="24"/>
-          <w:lang w:val="en-GB" w:bidi="ar-EG"/>
-        </w:rPr>
-        <w:t xml:space="preserve"> and it was at that time tested on the computer. The introduced the use of the Packet Tracer interface, selecting devices area and workspace and configuration windows for all project team members. That meant working with Basic Networking Devices, such as Routers, Switches and PCs. Others were the Copper Straight-Through, Copper Cross-Over and Serial DCE/DTE cables. The team also investigated on how to configure IP addresses, subnet masks and default gateways on end-devices.</w:t>
+        <w:t>Cisco Packet Tracer had been installed and it was at that time tested on the computer. The introduced the use of the Packet Tracer interface, selecting devices area and workspace and configuration windows for all project team members. That meant working with Basic Networking Devices, such as Routers, Switches and PCs. Others were the Copper Straight-Through, Copper Cross-Over and Serial DCE/DTE cables. The team also investigated on how to configure IP addresses, subnet masks and default gateways on end-devices.</w:t>
       </w:r>
     </w:p>
     <w:p>
@@ -6795,27 +6648,7 @@
           <w:lang w:val="en-GB" w:bidi="ar-EG"/>
         </w:rPr>
         <w:lastRenderedPageBreak/>
-        <w:t xml:space="preserve">NET — Benefits of Using Packet Tracer in Networking Development Offers working with routers, switches and end devices, which means enable you to configure IP addressing connect various devices using different cable type use Ping command on them verify network connectivity. It will allow you to identify configuration mistakes before bringing the network online. In addition, Packet Tracer is user-friendly, and time- &amp; cost-effective </w:t>
-      </w:r>
-      <w:proofErr w:type="gramStart"/>
-      <w:r>
-        <w:rPr>
-          <w:rFonts w:ascii="Times New Roman" w:eastAsia="Times New Roman" w:hAnsi="Times New Roman" w:cs="Times New Roman"/>
-          <w:sz w:val="24"/>
-          <w:szCs w:val="24"/>
-          <w:lang w:val="en-GB" w:bidi="ar-EG"/>
-        </w:rPr>
-        <w:t>and also</w:t>
-      </w:r>
-      <w:proofErr w:type="gramEnd"/>
-      <w:r>
-        <w:rPr>
-          <w:rFonts w:ascii="Times New Roman" w:eastAsia="Times New Roman" w:hAnsi="Times New Roman" w:cs="Times New Roman"/>
-          <w:sz w:val="24"/>
-          <w:szCs w:val="24"/>
-          <w:lang w:val="en-GB" w:bidi="ar-EG"/>
-        </w:rPr>
-        <w:t xml:space="preserve"> provides a safe environment for learning networking knowledge and troubleshooting configuration issues.</w:t>
+        <w:t>NET — Benefits of Using Packet Tracer in Networking Development Offers working with routers, switches and end devices, which means enable you to configure IP addressing connect various devices using different cable type use Ping command on them verify network connectivity. It will allow you to identify configuration mistakes before bringing the network online. In addition, Packet Tracer is user-friendly, and time- &amp; cost-effective and also provides a safe environment for learning networking knowledge and troubleshooting configuration issues.</w:t>
       </w:r>
     </w:p>
     <w:p>
@@ -6855,27 +6688,7 @@
           <w:szCs w:val="24"/>
           <w:lang w:val="en-GB" w:bidi="ar-EG"/>
         </w:rPr>
-        <w:t xml:space="preserve">Static Routing: Here it was decided to interconnect </w:t>
-      </w:r>
-      <w:proofErr w:type="gramStart"/>
-      <w:r>
-        <w:rPr>
-          <w:rFonts w:ascii="Times New Roman" w:eastAsia="Times New Roman" w:hAnsi="Times New Roman" w:cs="Times New Roman"/>
-          <w:sz w:val="24"/>
-          <w:szCs w:val="24"/>
-          <w:lang w:val="en-GB" w:bidi="ar-EG"/>
-        </w:rPr>
-        <w:t>both of them</w:t>
-      </w:r>
-      <w:proofErr w:type="gramEnd"/>
-      <w:r>
-        <w:rPr>
-          <w:rFonts w:ascii="Times New Roman" w:eastAsia="Times New Roman" w:hAnsi="Times New Roman" w:cs="Times New Roman"/>
-          <w:sz w:val="24"/>
-          <w:szCs w:val="24"/>
-          <w:lang w:val="en-GB" w:bidi="ar-EG"/>
-        </w:rPr>
-        <w:t xml:space="preserve"> campus networks using Static Router instead dynamic routing protocols. Static routing will help to solve the problem of what route will be used for sending traffic between two WAN sites, when only 2 routers and small size LAN We need in compliance with your project!</w:t>
+        <w:t>Static Routing: Here it was decided to interconnect both of them campus networks using Static Router instead dynamic routing protocols. Static routing will help to solve the problem of what route will be used for sending traffic between two WAN sites, when only 2 routers and small size LAN We need in compliance with your project!</w:t>
       </w:r>
     </w:p>
     <w:p>
@@ -7361,116 +7174,6 @@
                     <pic:cNvPicPr/>
                   </pic:nvPicPr>
                   <pic:blipFill>
-                    <a:blip r:embed="rId20"/>
-                    <a:stretch>
-                      <a:fillRect/>
-                    </a:stretch>
-                  </pic:blipFill>
-                  <pic:spPr>
-                    <a:xfrm>
-                      <a:off x="0" y="0"/>
-                      <a:ext cx="5349240" cy="3007995"/>
-                    </a:xfrm>
-                    <a:prstGeom prst="rect">
-                      <a:avLst/>
-                    </a:prstGeom>
-                  </pic:spPr>
-                </pic:pic>
-              </a:graphicData>
-            </a:graphic>
-          </wp:inline>
-        </w:drawing>
-      </w:r>
-    </w:p>
-    <w:p>
-      <w:pPr>
-        <w:rPr>
-          <w:rFonts w:ascii="Times New Roman" w:eastAsia="Times New Roman" w:hAnsi="Times New Roman" w:cs="Times New Roman"/>
-          <w:sz w:val="24"/>
-          <w:szCs w:val="24"/>
-          <w:rtl/>
-          <w:lang w:val="en-GB" w:bidi="ar-EG"/>
-        </w:rPr>
-      </w:pPr>
-      <w:r>
-        <w:rPr>
-          <w:rFonts w:ascii="Times New Roman" w:eastAsia="Times New Roman" w:hAnsi="Times New Roman" w:cs="Times New Roman"/>
-          <w:noProof/>
-          <w:sz w:val="24"/>
-          <w:szCs w:val="24"/>
-          <w:lang w:val="en-GB" w:bidi="ar-EG"/>
-        </w:rPr>
-        <w:drawing>
-          <wp:inline distT="0" distB="0" distL="0" distR="0" wp14:anchorId="31B7D884" wp14:editId="6A66EA7B">
-            <wp:extent cx="5349240" cy="3007995"/>
-            <wp:effectExtent l="0" t="0" r="3810" b="1905"/>
-            <wp:docPr id="710519679" name="Picture 1" descr="A screenshot of a computer&#10;&#10;Description automatically generated"/>
-            <wp:cNvGraphicFramePr>
-              <a:graphicFrameLocks xmlns:a="http://schemas.openxmlformats.org/drawingml/2006/main" noChangeAspect="1"/>
-            </wp:cNvGraphicFramePr>
-            <a:graphic xmlns:a="http://schemas.openxmlformats.org/drawingml/2006/main">
-              <a:graphicData uri="http://schemas.openxmlformats.org/drawingml/2006/picture">
-                <pic:pic xmlns:pic="http://schemas.openxmlformats.org/drawingml/2006/picture">
-                  <pic:nvPicPr>
-                    <pic:cNvPr id="710519679" name="Picture 1" descr="A screenshot of a computer&#10;&#10;Description automatically generated"/>
-                    <pic:cNvPicPr/>
-                  </pic:nvPicPr>
-                  <pic:blipFill>
-                    <a:blip r:embed="rId21"/>
-                    <a:stretch>
-                      <a:fillRect/>
-                    </a:stretch>
-                  </pic:blipFill>
-                  <pic:spPr>
-                    <a:xfrm>
-                      <a:off x="0" y="0"/>
-                      <a:ext cx="5349240" cy="3007995"/>
-                    </a:xfrm>
-                    <a:prstGeom prst="rect">
-                      <a:avLst/>
-                    </a:prstGeom>
-                  </pic:spPr>
-                </pic:pic>
-              </a:graphicData>
-            </a:graphic>
-          </wp:inline>
-        </w:drawing>
-      </w:r>
-    </w:p>
-    <w:p>
-      <w:pPr>
-        <w:rPr>
-          <w:rFonts w:ascii="Times New Roman" w:eastAsia="Times New Roman" w:hAnsi="Times New Roman" w:cs="Times New Roman"/>
-          <w:sz w:val="24"/>
-          <w:szCs w:val="24"/>
-          <w:lang w:val="en-GB" w:bidi="ar-EG"/>
-        </w:rPr>
-      </w:pPr>
-      <w:r>
-        <w:rPr>
-          <w:rFonts w:ascii="Times New Roman" w:eastAsia="Times New Roman" w:hAnsi="Times New Roman" w:cs="Times New Roman"/>
-          <w:noProof/>
-          <w:sz w:val="24"/>
-          <w:szCs w:val="24"/>
-          <w:lang w:val="en-GB" w:bidi="ar-EG"/>
-        </w:rPr>
-        <w:lastRenderedPageBreak/>
-        <w:drawing>
-          <wp:inline distT="0" distB="0" distL="0" distR="0" wp14:anchorId="1A93AD69" wp14:editId="3A24EE86">
-            <wp:extent cx="5349240" cy="3007995"/>
-            <wp:effectExtent l="0" t="0" r="3810" b="1905"/>
-            <wp:docPr id="1482565036" name="Picture 1" descr="A screenshot of a computer&#10;&#10;Description automatically generated"/>
-            <wp:cNvGraphicFramePr>
-              <a:graphicFrameLocks xmlns:a="http://schemas.openxmlformats.org/drawingml/2006/main" noChangeAspect="1"/>
-            </wp:cNvGraphicFramePr>
-            <a:graphic xmlns:a="http://schemas.openxmlformats.org/drawingml/2006/main">
-              <a:graphicData uri="http://schemas.openxmlformats.org/drawingml/2006/picture">
-                <pic:pic xmlns:pic="http://schemas.openxmlformats.org/drawingml/2006/picture">
-                  <pic:nvPicPr>
-                    <pic:cNvPr id="1482565036" name="Picture 1" descr="A screenshot of a computer&#10;&#10;Description automatically generated"/>
-                    <pic:cNvPicPr/>
-                  </pic:nvPicPr>
-                  <pic:blipFill>
                     <a:blip r:embed="rId22"/>
                     <a:stretch>
                       <a:fillRect/>
@@ -7511,10 +7214,10 @@
           <w:lang w:val="en-GB" w:bidi="ar-EG"/>
         </w:rPr>
         <w:drawing>
-          <wp:inline distT="0" distB="0" distL="0" distR="0" wp14:anchorId="07686198" wp14:editId="74018D12">
+          <wp:inline distT="0" distB="0" distL="0" distR="0" wp14:anchorId="31B7D884" wp14:editId="6A66EA7B">
             <wp:extent cx="5349240" cy="3007995"/>
             <wp:effectExtent l="0" t="0" r="3810" b="1905"/>
-            <wp:docPr id="1535054668" name="Picture 1"/>
+            <wp:docPr id="710519679" name="Picture 1" descr="A screenshot of a computer&#10;&#10;Description automatically generated"/>
             <wp:cNvGraphicFramePr>
               <a:graphicFrameLocks xmlns:a="http://schemas.openxmlformats.org/drawingml/2006/main" noChangeAspect="1"/>
             </wp:cNvGraphicFramePr>
@@ -7522,7 +7225,7 @@
               <a:graphicData uri="http://schemas.openxmlformats.org/drawingml/2006/picture">
                 <pic:pic xmlns:pic="http://schemas.openxmlformats.org/drawingml/2006/picture">
                   <pic:nvPicPr>
-                    <pic:cNvPr id="1535054668" name=""/>
+                    <pic:cNvPr id="710519679" name="Picture 1" descr="A screenshot of a computer&#10;&#10;Description automatically generated"/>
                     <pic:cNvPicPr/>
                   </pic:nvPicPr>
                   <pic:blipFill>
@@ -7556,6 +7259,51 @@
           <w:lang w:val="en-GB" w:bidi="ar-EG"/>
         </w:rPr>
       </w:pPr>
+      <w:r>
+        <w:rPr>
+          <w:rFonts w:ascii="Times New Roman" w:eastAsia="Times New Roman" w:hAnsi="Times New Roman" w:cs="Times New Roman"/>
+          <w:noProof/>
+          <w:sz w:val="24"/>
+          <w:szCs w:val="24"/>
+          <w:lang w:val="en-GB" w:bidi="ar-EG"/>
+        </w:rPr>
+        <w:lastRenderedPageBreak/>
+        <w:drawing>
+          <wp:inline distT="0" distB="0" distL="0" distR="0" wp14:anchorId="1A93AD69" wp14:editId="3A24EE86">
+            <wp:extent cx="5349240" cy="3007995"/>
+            <wp:effectExtent l="0" t="0" r="3810" b="1905"/>
+            <wp:docPr id="1482565036" name="Picture 1" descr="A screenshot of a computer&#10;&#10;Description automatically generated"/>
+            <wp:cNvGraphicFramePr>
+              <a:graphicFrameLocks xmlns:a="http://schemas.openxmlformats.org/drawingml/2006/main" noChangeAspect="1"/>
+            </wp:cNvGraphicFramePr>
+            <a:graphic xmlns:a="http://schemas.openxmlformats.org/drawingml/2006/main">
+              <a:graphicData uri="http://schemas.openxmlformats.org/drawingml/2006/picture">
+                <pic:pic xmlns:pic="http://schemas.openxmlformats.org/drawingml/2006/picture">
+                  <pic:nvPicPr>
+                    <pic:cNvPr id="1482565036" name="Picture 1" descr="A screenshot of a computer&#10;&#10;Description automatically generated"/>
+                    <pic:cNvPicPr/>
+                  </pic:nvPicPr>
+                  <pic:blipFill>
+                    <a:blip r:embed="rId24"/>
+                    <a:stretch>
+                      <a:fillRect/>
+                    </a:stretch>
+                  </pic:blipFill>
+                  <pic:spPr>
+                    <a:xfrm>
+                      <a:off x="0" y="0"/>
+                      <a:ext cx="5349240" cy="3007995"/>
+                    </a:xfrm>
+                    <a:prstGeom prst="rect">
+                      <a:avLst/>
+                    </a:prstGeom>
+                  </pic:spPr>
+                </pic:pic>
+              </a:graphicData>
+            </a:graphic>
+          </wp:inline>
+        </w:drawing>
+      </w:r>
     </w:p>
     <w:p>
       <w:pPr>
@@ -7563,17 +7311,53 @@
           <w:rFonts w:ascii="Times New Roman" w:eastAsia="Times New Roman" w:hAnsi="Times New Roman" w:cs="Times New Roman"/>
           <w:sz w:val="24"/>
           <w:szCs w:val="24"/>
+          <w:rtl/>
           <w:lang w:val="en-GB" w:bidi="ar-EG"/>
         </w:rPr>
       </w:pPr>
       <w:r>
         <w:rPr>
           <w:rFonts w:ascii="Times New Roman" w:eastAsia="Times New Roman" w:hAnsi="Times New Roman" w:cs="Times New Roman"/>
+          <w:noProof/>
           <w:sz w:val="24"/>
           <w:szCs w:val="24"/>
           <w:lang w:val="en-GB" w:bidi="ar-EG"/>
         </w:rPr>
-        <w:t>https://github.com/fahadakramxd-svg/351-project-phase-1-.git</w:t>
+        <w:drawing>
+          <wp:inline distT="0" distB="0" distL="0" distR="0" wp14:anchorId="07686198" wp14:editId="74018D12">
+            <wp:extent cx="5349240" cy="3007995"/>
+            <wp:effectExtent l="0" t="0" r="3810" b="1905"/>
+            <wp:docPr id="1535054668" name="Picture 1"/>
+            <wp:cNvGraphicFramePr>
+              <a:graphicFrameLocks xmlns:a="http://schemas.openxmlformats.org/drawingml/2006/main" noChangeAspect="1"/>
+            </wp:cNvGraphicFramePr>
+            <a:graphic xmlns:a="http://schemas.openxmlformats.org/drawingml/2006/main">
+              <a:graphicData uri="http://schemas.openxmlformats.org/drawingml/2006/picture">
+                <pic:pic xmlns:pic="http://schemas.openxmlformats.org/drawingml/2006/picture">
+                  <pic:nvPicPr>
+                    <pic:cNvPr id="1535054668" name=""/>
+                    <pic:cNvPicPr/>
+                  </pic:nvPicPr>
+                  <pic:blipFill>
+                    <a:blip r:embed="rId25"/>
+                    <a:stretch>
+                      <a:fillRect/>
+                    </a:stretch>
+                  </pic:blipFill>
+                  <pic:spPr>
+                    <a:xfrm>
+                      <a:off x="0" y="0"/>
+                      <a:ext cx="5349240" cy="3007995"/>
+                    </a:xfrm>
+                    <a:prstGeom prst="rect">
+                      <a:avLst/>
+                    </a:prstGeom>
+                  </pic:spPr>
+                </pic:pic>
+              </a:graphicData>
+            </a:graphic>
+          </wp:inline>
+        </w:drawing>
       </w:r>
     </w:p>
     <w:p>
@@ -7586,11 +7370,40 @@
         </w:rPr>
       </w:pPr>
     </w:p>
+    <w:p>
+      <w:pPr>
+        <w:rPr>
+          <w:rFonts w:ascii="Times New Roman" w:eastAsia="Times New Roman" w:hAnsi="Times New Roman" w:cs="Times New Roman"/>
+          <w:sz w:val="24"/>
+          <w:szCs w:val="24"/>
+          <w:lang w:val="en-GB" w:bidi="ar-EG"/>
+        </w:rPr>
+      </w:pPr>
+      <w:r>
+        <w:rPr>
+          <w:rFonts w:ascii="Times New Roman" w:eastAsia="Times New Roman" w:hAnsi="Times New Roman" w:cs="Times New Roman"/>
+          <w:sz w:val="24"/>
+          <w:szCs w:val="24"/>
+          <w:lang w:val="en-GB" w:bidi="ar-EG"/>
+        </w:rPr>
+        <w:t>https://github.com/fahadakramxd-svg/351-project-phase-1-.git</w:t>
+      </w:r>
+    </w:p>
+    <w:p>
+      <w:pPr>
+        <w:rPr>
+          <w:rFonts w:ascii="Times New Roman" w:eastAsia="Times New Roman" w:hAnsi="Times New Roman" w:cs="Times New Roman"/>
+          <w:sz w:val="24"/>
+          <w:szCs w:val="24"/>
+          <w:lang w:val="en-GB" w:bidi="ar-EG"/>
+        </w:rPr>
+      </w:pPr>
+    </w:p>
     <w:sectPr>
-      <w:headerReference w:type="default" r:id="rId24"/>
-      <w:footerReference w:type="even" r:id="rId25"/>
-      <w:footerReference w:type="default" r:id="rId26"/>
-      <w:footerReference w:type="first" r:id="rId27"/>
+      <w:headerReference w:type="default" r:id="rId26"/>
+      <w:footerReference w:type="even" r:id="rId27"/>
+      <w:footerReference w:type="default" r:id="rId28"/>
+      <w:footerReference w:type="first" r:id="rId29"/>
       <w:pgSz w:w="12240" w:h="15840" w:code="1"/>
       <w:pgMar w:top="1080" w:right="720" w:bottom="2160" w:left="3096" w:header="1080" w:footer="720" w:gutter="0"/>
       <w:pgNumType w:start="1"/>
@@ -15042,6 +14855,7 @@
     <w:rsid w:val="00AF432A"/>
     <w:rsid w:val="00B4602D"/>
     <w:rsid w:val="00B85F20"/>
+    <w:rsid w:val="00B91047"/>
     <w:rsid w:val="00C346F5"/>
     <w:rsid w:val="00C40158"/>
     <w:rsid w:val="00C77297"/>
@@ -15052,6 +14866,7 @@
     <w:rsid w:val="00DC0982"/>
     <w:rsid w:val="00E02997"/>
     <w:rsid w:val="00E552F8"/>
+    <w:rsid w:val="00E9120A"/>
     <w:rsid w:val="00E97C42"/>
     <w:rsid w:val="00EA7B1C"/>
     <w:rsid w:val="00F33075"/>
